--- a/lessons/5-1/downloads/5-1-notes-l3.docx
+++ b/lessons/5-1/downloads/5-1-notes-l3.docx
@@ -1807,6 +1807,314 @@
         </w:tc>
       </w:tr>
     </w:tbl>
+    <w:tbl>
+      <w:tblPr>
+        <w:tblW w:type="pct" w:w="100%"/>
+        <w:tblBorders>
+          <w:top w:val="none" w:color="FFFFFF" w:sz="0"/>
+          <w:left w:val="none" w:color="FFFFFF" w:sz="0"/>
+          <w:bottom w:val="single" w:color="C7D2DD" w:sz="4"/>
+          <w:right w:val="none" w:color="FFFFFF" w:sz="0"/>
+          <w:insideH w:val="none" w:color="FFFFFF" w:sz="0"/>
+          <w:insideV w:val="none" w:color="FFFFFF" w:sz="0"/>
+        </w:tblBorders>
+      </w:tblPr>
+      <w:tblGrid>
+        <w:gridCol w:w="1800"/>
+        <w:gridCol w:w="7560"/>
+      </w:tblGrid>
+      <w:tr>
+        <w:trPr>
+          <w:cantSplit/>
+        </w:trPr>
+        <w:tc>
+          <w:tcPr>
+            <w:tcW w:type="dxa" w:w="1800"/>
+            <w:tcMar>
+              <w:top w:type="dxa" w:w="100"/>
+              <w:left w:type="dxa" w:w="40"/>
+              <w:bottom w:type="dxa" w:w="100"/>
+              <w:right w:type="dxa" w:w="120"/>
+            </w:tcMar>
+            <w:vAlign w:val="center"/>
+          </w:tcPr>
+          <w:p>
+            <w:pPr>
+              <w:spacing w:after="0"/>
+              <w:jc w:val="center"/>
+            </w:pPr>
+            <w:r>
+              <w:drawing>
+                <wp:inline distT="0" distB="0" distL="0" distR="0">
+                  <wp:extent cx="1047750" cy="790575"/>
+                  <wp:effectExtent t="0" r="0" b="0" l="0"/>
+                  <wp:docPr id="1" name="" descr="" title=""/>
+                  <wp:cNvGraphicFramePr>
+                    <a:graphicFrameLocks xmlns:a="http://schemas.openxmlformats.org/drawingml/2006/main" noChangeAspect="1"/>
+                  </wp:cNvGraphicFramePr>
+                  <a:graphic xmlns:a="http://schemas.openxmlformats.org/drawingml/2006/main">
+                    <a:graphicData uri="http://schemas.openxmlformats.org/drawingml/2006/picture">
+                      <pic:pic xmlns:pic="http://schemas.openxmlformats.org/drawingml/2006/picture">
+                        <pic:nvPicPr>
+                          <pic:cNvPr id="0" name="" descr=""/>
+                          <pic:cNvPicPr>
+                            <a:picLocks noChangeAspect="1" noChangeArrowheads="1"/>
+                          </pic:cNvPicPr>
+                        </pic:nvPicPr>
+                        <pic:blipFill>
+                          <a:blip r:embed="rId19" cstate="none"/>
+                          <a:srcRect/>
+                          <a:stretch>
+                            <a:fillRect/>
+                          </a:stretch>
+                        </pic:blipFill>
+                        <pic:spPr bwMode="auto">
+                          <a:xfrm>
+                            <a:off x="0" y="0"/>
+                            <a:ext cx="1047750" cy="790575"/>
+                          </a:xfrm>
+                          <a:prstGeom prst="rect">
+                            <a:avLst/>
+                          </a:prstGeom>
+                        </pic:spPr>
+                      </pic:pic>
+                    </a:graphicData>
+                  </a:graphic>
+                </wp:inline>
+              </w:drawing>
+            </w:r>
+          </w:p>
+        </w:tc>
+        <w:tc>
+          <w:tcPr>
+            <w:tcW w:type="dxa" w:w="7560"/>
+            <w:tcMar>
+              <w:top w:type="dxa" w:w="100"/>
+              <w:left w:type="dxa" w:w="40"/>
+              <w:bottom w:type="dxa" w:w="100"/>
+              <w:right w:type="dxa" w:w="40"/>
+            </w:tcMar>
+            <w:vAlign w:val="center"/>
+          </w:tcPr>
+          <w:p>
+            <w:pPr>
+              <w:spacing w:after="50"/>
+            </w:pPr>
+            <w:r>
+              <w:rPr>
+                <w:b/>
+                <w:bCs/>
+                <w:color w:val="12355B"/>
+                <w:sz w:val="24"/>
+                <w:szCs w:val="24"/>
+              </w:rPr>
+              <w:t xml:space="preserve">Rhombus</w:t>
+            </w:r>
+            <w:r>
+              <w:rPr>
+                <w:i/>
+                <w:iCs/>
+                <w:color w:val="5F6F80"/>
+                <w:sz w:val="19"/>
+                <w:szCs w:val="19"/>
+              </w:rPr>
+              <w:t xml:space="preserve">   Rombo</w:t>
+            </w:r>
+          </w:p>
+          <w:p>
+            <w:pPr>
+              <w:spacing w:after="40"/>
+            </w:pPr>
+            <w:r>
+              <w:rPr>
+                <w:sz w:val="21"/>
+                <w:szCs w:val="21"/>
+              </w:rPr>
+              <w:t xml:space="preserve">A parallelogram with four sides of the same length.</w:t>
+            </w:r>
+          </w:p>
+          <w:p>
+            <w:pPr>
+              <w:spacing w:after="0"/>
+            </w:pPr>
+            <w:r>
+              <w:rPr>
+                <w:b/>
+                <w:bCs/>
+                <w:color w:val="1FA6A2"/>
+                <w:sz w:val="18"/>
+                <w:szCs w:val="18"/>
+              </w:rPr>
+              <w:t xml:space="preserve">Example:  </w:t>
+            </w:r>
+            <w:r>
+              <w:rPr>
+                <w:i/>
+                <w:iCs/>
+                <w:color w:val="5F6F80"/>
+                <w:sz w:val="18"/>
+                <w:szCs w:val="18"/>
+              </w:rPr>
+              <w:t xml:space="preserve">All 4 sides equal, with two diagonals that cross at right angles.</w:t>
+            </w:r>
+          </w:p>
+        </w:tc>
+      </w:tr>
+    </w:tbl>
+    <w:tbl>
+      <w:tblPr>
+        <w:tblW w:type="pct" w:w="100%"/>
+        <w:tblBorders>
+          <w:top w:val="none" w:color="FFFFFF" w:sz="0"/>
+          <w:left w:val="none" w:color="FFFFFF" w:sz="0"/>
+          <w:bottom w:val="single" w:color="C7D2DD" w:sz="4"/>
+          <w:right w:val="none" w:color="FFFFFF" w:sz="0"/>
+          <w:insideH w:val="none" w:color="FFFFFF" w:sz="0"/>
+          <w:insideV w:val="none" w:color="FFFFFF" w:sz="0"/>
+        </w:tblBorders>
+      </w:tblPr>
+      <w:tblGrid>
+        <w:gridCol w:w="1800"/>
+        <w:gridCol w:w="7560"/>
+      </w:tblGrid>
+      <w:tr>
+        <w:trPr>
+          <w:cantSplit/>
+        </w:trPr>
+        <w:tc>
+          <w:tcPr>
+            <w:tcW w:type="dxa" w:w="1800"/>
+            <w:tcMar>
+              <w:top w:type="dxa" w:w="100"/>
+              <w:left w:type="dxa" w:w="40"/>
+              <w:bottom w:type="dxa" w:w="100"/>
+              <w:right w:type="dxa" w:w="120"/>
+            </w:tcMar>
+            <w:vAlign w:val="center"/>
+          </w:tcPr>
+          <w:p>
+            <w:pPr>
+              <w:spacing w:after="0"/>
+              <w:jc w:val="center"/>
+            </w:pPr>
+            <w:r>
+              <w:drawing>
+                <wp:inline distT="0" distB="0" distL="0" distR="0">
+                  <wp:extent cx="1047750" cy="790575"/>
+                  <wp:effectExtent t="0" r="0" b="0" l="0"/>
+                  <wp:docPr id="1" name="" descr="" title=""/>
+                  <wp:cNvGraphicFramePr>
+                    <a:graphicFrameLocks xmlns:a="http://schemas.openxmlformats.org/drawingml/2006/main" noChangeAspect="1"/>
+                  </wp:cNvGraphicFramePr>
+                  <a:graphic xmlns:a="http://schemas.openxmlformats.org/drawingml/2006/main">
+                    <a:graphicData uri="http://schemas.openxmlformats.org/drawingml/2006/picture">
+                      <pic:pic xmlns:pic="http://schemas.openxmlformats.org/drawingml/2006/picture">
+                        <pic:nvPicPr>
+                          <pic:cNvPr id="0" name="" descr=""/>
+                          <pic:cNvPicPr>
+                            <a:picLocks noChangeAspect="1" noChangeArrowheads="1"/>
+                          </pic:cNvPicPr>
+                        </pic:nvPicPr>
+                        <pic:blipFill>
+                          <a:blip r:embed="rId19" cstate="none"/>
+                          <a:srcRect/>
+                          <a:stretch>
+                            <a:fillRect/>
+                          </a:stretch>
+                        </pic:blipFill>
+                        <pic:spPr bwMode="auto">
+                          <a:xfrm>
+                            <a:off x="0" y="0"/>
+                            <a:ext cx="1047750" cy="790575"/>
+                          </a:xfrm>
+                          <a:prstGeom prst="rect">
+                            <a:avLst/>
+                          </a:prstGeom>
+                        </pic:spPr>
+                      </pic:pic>
+                    </a:graphicData>
+                  </a:graphic>
+                </wp:inline>
+              </w:drawing>
+            </w:r>
+          </w:p>
+        </w:tc>
+        <w:tc>
+          <w:tcPr>
+            <w:tcW w:type="dxa" w:w="7560"/>
+            <w:tcMar>
+              <w:top w:type="dxa" w:w="100"/>
+              <w:left w:type="dxa" w:w="40"/>
+              <w:bottom w:type="dxa" w:w="100"/>
+              <w:right w:type="dxa" w:w="40"/>
+            </w:tcMar>
+            <w:vAlign w:val="center"/>
+          </w:tcPr>
+          <w:p>
+            <w:pPr>
+              <w:spacing w:after="50"/>
+            </w:pPr>
+            <w:r>
+              <w:rPr>
+                <w:b/>
+                <w:bCs/>
+                <w:color w:val="12355B"/>
+                <w:sz w:val="24"/>
+                <w:szCs w:val="24"/>
+              </w:rPr>
+              <w:t xml:space="preserve">Diagonal</w:t>
+            </w:r>
+            <w:r>
+              <w:rPr>
+                <w:i/>
+                <w:iCs/>
+                <w:color w:val="5F6F80"/>
+                <w:sz w:val="19"/>
+                <w:szCs w:val="19"/>
+              </w:rPr>
+              <w:t xml:space="preserve">   Diagonal</w:t>
+            </w:r>
+          </w:p>
+          <w:p>
+            <w:pPr>
+              <w:spacing w:after="40"/>
+            </w:pPr>
+            <w:r>
+              <w:rPr>
+                <w:sz w:val="21"/>
+                <w:szCs w:val="21"/>
+              </w:rPr>
+              <w:t xml:space="preserve">A segment that joins two corners that are not next to each other.</w:t>
+            </w:r>
+          </w:p>
+          <w:p>
+            <w:pPr>
+              <w:spacing w:after="0"/>
+            </w:pPr>
+            <w:r>
+              <w:rPr>
+                <w:b/>
+                <w:bCs/>
+                <w:color w:val="1FA6A2"/>
+                <w:sz w:val="18"/>
+                <w:szCs w:val="18"/>
+              </w:rPr>
+              <w:t xml:space="preserve">Example:  </w:t>
+            </w:r>
+            <w:r>
+              <w:rPr>
+                <w:i/>
+                <w:iCs/>
+                <w:color w:val="5F6F80"/>
+                <w:sz w:val="18"/>
+                <w:szCs w:val="18"/>
+              </w:rPr>
+              <w:t xml:space="preserve">Corner to opposite corner.</w:t>
+            </w:r>
+          </w:p>
+        </w:tc>
+      </w:tr>
+    </w:tbl>
     <w:p>
       <w:pPr>
         <w:pStyle w:val="Heading1"/>
@@ -1895,7 +2203,7 @@
                 <w:sz w:val="21"/>
                 <w:szCs w:val="21"/>
               </w:rPr>
-              <w:t xml:space="preserve">Area of Parallelograms      •      Slanted side      •      Parallelogram      •      Parallel      •      Base      •      Height      •      Perpendicular      •      Area      •      Composite figure      •      Formula</w:t>
+              <w:t xml:space="preserve">Area of Parallelograms      •      Slanted side      •      Parallelogram      •      Parallel      •      Base      •      Height      •      Perpendicular      •      Area      •      Composite figure      •      Formula      •      Rhombus      •      Diagonal</w:t>
             </w:r>
           </w:p>
         </w:tc>
@@ -2263,6 +2571,80 @@
           <w:szCs w:val="22"/>
         </w:rPr>
         <w:t xml:space="preserve">A math rule written with symbols, like A = b × h, is a </w:t>
+      </w:r>
+      <w:r>
+        <w:rPr>
+          <w:sz w:val="22"/>
+          <w:szCs w:val="22"/>
+        </w:rPr>
+        <w:t xml:space="preserve">________________</w:t>
+      </w:r>
+      <w:r>
+        <w:rPr>
+          <w:sz w:val="22"/>
+          <w:szCs w:val="22"/>
+        </w:rPr>
+        <w:t xml:space="preserve">.</w:t>
+      </w:r>
+    </w:p>
+    <w:p>
+      <w:pPr>
+        <w:keepLines/>
+        <w:spacing w:after="260" w:before="200"/>
+      </w:pPr>
+      <w:r>
+        <w:rPr>
+          <w:b/>
+          <w:bCs/>
+          <w:color w:val="12355B"/>
+          <w:sz w:val="22"/>
+          <w:szCs w:val="22"/>
+        </w:rPr>
+        <w:t xml:space="preserve">11.  </w:t>
+      </w:r>
+      <w:r>
+        <w:rPr>
+          <w:sz w:val="22"/>
+          <w:szCs w:val="22"/>
+        </w:rPr>
+        <w:t xml:space="preserve">A parallelogram whose four sides are all the same length is a </w:t>
+      </w:r>
+      <w:r>
+        <w:rPr>
+          <w:sz w:val="22"/>
+          <w:szCs w:val="22"/>
+        </w:rPr>
+        <w:t xml:space="preserve">________________</w:t>
+      </w:r>
+      <w:r>
+        <w:rPr>
+          <w:sz w:val="22"/>
+          <w:szCs w:val="22"/>
+        </w:rPr>
+        <w:t xml:space="preserve">.</w:t>
+      </w:r>
+    </w:p>
+    <w:p>
+      <w:pPr>
+        <w:keepLines/>
+        <w:spacing w:after="260" w:before="200"/>
+      </w:pPr>
+      <w:r>
+        <w:rPr>
+          <w:b/>
+          <w:bCs/>
+          <w:color w:val="12355B"/>
+          <w:sz w:val="22"/>
+          <w:szCs w:val="22"/>
+        </w:rPr>
+        <w:t xml:space="preserve">12.  </w:t>
+      </w:r>
+      <w:r>
+        <w:rPr>
+          <w:sz w:val="22"/>
+          <w:szCs w:val="22"/>
+        </w:rPr>
+        <w:t xml:space="preserve">A segment from one corner to the opposite corner is a </w:t>
       </w:r>
       <w:r>
         <w:rPr>
@@ -3346,7 +3728,7 @@
           <w:sz w:val="20"/>
           <w:szCs w:val="20"/>
         </w:rPr>
-        <w:t xml:space="preserve">A)  70 sq cm</w:t>
+        <w:t xml:space="preserve">A)  17 sq cm</w:t>
       </w:r>
     </w:p>
     <w:p>
@@ -3372,7 +3754,7 @@
           <w:sz w:val="20"/>
           <w:szCs w:val="20"/>
         </w:rPr>
-        <w:t xml:space="preserve">C)  17 sq cm</w:t>
+        <w:t xml:space="preserve">C)  70 sq cm</w:t>
       </w:r>
     </w:p>
     <w:p>
@@ -3431,7 +3813,7 @@
           <w:sz w:val="21"/>
           <w:szCs w:val="21"/>
         </w:rPr>
-        <w:t xml:space="preserve">A. 70 sq cm</w:t>
+        <w:t xml:space="preserve">C. 70 sq cm</w:t>
       </w:r>
     </w:p>
     <w:p>
@@ -3502,7 +3884,7 @@
           <w:sz w:val="21"/>
           <w:szCs w:val="21"/>
         </w:rPr>
-        <w:t xml:space="preserve">A)  65 sq in</w:t>
+        <w:t xml:space="preserve">A)  18 sq in</w:t>
       </w:r>
     </w:p>
     <w:p>
@@ -3528,7 +3910,7 @@
           <w:sz w:val="21"/>
           <w:szCs w:val="21"/>
         </w:rPr>
-        <w:t xml:space="preserve">C)  18 sq in</w:t>
+        <w:t xml:space="preserve">C)  65 sq in</w:t>
       </w:r>
     </w:p>
     <w:p>

--- a/lessons/5-1/downloads/5-1-notes-l3.docx
+++ b/lessons/5-1/downloads/5-1-notes-l3.docx
@@ -264,49 +264,269 @@
           <w:sz w:val="19"/>
           <w:szCs w:val="19"/>
         </w:rPr>
-        <w:t xml:space="preserve">Look at the picture, read the word, then read what it means.</w:t>
+        <w:t xml:space="preserve">Review each concept term, definition, non-example, and visual clue.</w:t>
       </w:r>
     </w:p>
     <w:tbl>
       <w:tblPr>
-        <w:tblW w:type="pct" w:w="100%"/>
+        <w:tblW w:type="dxa" w:w="9360"/>
         <w:tblBorders>
-          <w:top w:val="none" w:color="FFFFFF" w:sz="0"/>
-          <w:left w:val="none" w:color="FFFFFF" w:sz="0"/>
-          <w:bottom w:val="single" w:color="C7D2DD" w:sz="4"/>
-          <w:right w:val="none" w:color="FFFFFF" w:sz="0"/>
-          <w:insideH w:val="none" w:color="FFFFFF" w:sz="0"/>
-          <w:insideV w:val="none" w:color="FFFFFF" w:sz="0"/>
+          <w:top w:val="single" w:color="C7D2DD" w:sz="6"/>
+          <w:left w:val="single" w:color="C7D2DD" w:sz="6"/>
+          <w:bottom w:val="single" w:color="C7D2DD" w:sz="6"/>
+          <w:right w:val="single" w:color="C7D2DD" w:sz="6"/>
+          <w:insideH w:val="single" w:color="C7D2DD" w:sz="6"/>
+          <w:insideV w:val="single" w:color="C7D2DD" w:sz="6"/>
         </w:tblBorders>
       </w:tblPr>
       <w:tblGrid>
         <w:gridCol w:w="1800"/>
-        <w:gridCol w:w="7560"/>
+        <w:gridCol w:w="3160"/>
+        <w:gridCol w:w="2200"/>
+        <w:gridCol w:w="2200"/>
       </w:tblGrid>
       <w:tr>
         <w:trPr>
           <w:cantSplit/>
+          <w:tblHeader/>
         </w:trPr>
         <w:tc>
           <w:tcPr>
             <w:tcW w:type="dxa" w:w="1800"/>
-            <w:tcMar>
-              <w:top w:type="dxa" w:w="100"/>
-              <w:left w:type="dxa" w:w="40"/>
-              <w:bottom w:type="dxa" w:w="100"/>
-              <w:right w:type="dxa" w:w="120"/>
-            </w:tcMar>
-            <w:vAlign w:val="center"/>
+            <w:shd w:fill="EEF4F8" w:color="auto" w:val="clear"/>
+            <w:tcMar>
+              <w:top w:type="dxa" w:w="80"/>
+              <w:left w:type="dxa" w:w="100"/>
+              <w:bottom w:type="dxa" w:w="80"/>
+              <w:right w:type="dxa" w:w="100"/>
+            </w:tcMar>
           </w:tcPr>
           <w:p>
             <w:pPr>
               <w:spacing w:after="0"/>
+            </w:pPr>
+            <w:r>
+              <w:rPr>
+                <w:b/>
+                <w:bCs/>
+                <w:color w:val="12355B"/>
+                <w:sz w:val="19"/>
+                <w:szCs w:val="19"/>
+              </w:rPr>
+              <w:t xml:space="preserve">Concept Term</w:t>
+            </w:r>
+          </w:p>
+        </w:tc>
+        <w:tc>
+          <w:tcPr>
+            <w:tcW w:type="dxa" w:w="3160"/>
+            <w:shd w:fill="EEF4F8" w:color="auto" w:val="clear"/>
+            <w:tcMar>
+              <w:top w:type="dxa" w:w="80"/>
+              <w:left w:type="dxa" w:w="100"/>
+              <w:bottom w:type="dxa" w:w="80"/>
+              <w:right w:type="dxa" w:w="100"/>
+            </w:tcMar>
+          </w:tcPr>
+          <w:p>
+            <w:pPr>
+              <w:spacing w:after="0"/>
+            </w:pPr>
+            <w:r>
+              <w:rPr>
+                <w:b/>
+                <w:bCs/>
+                <w:color w:val="12355B"/>
+                <w:sz w:val="19"/>
+                <w:szCs w:val="19"/>
+              </w:rPr>
+              <w:t xml:space="preserve">Student-Friendly Definition</w:t>
+            </w:r>
+          </w:p>
+        </w:tc>
+        <w:tc>
+          <w:tcPr>
+            <w:tcW w:type="dxa" w:w="2200"/>
+            <w:shd w:fill="EEF4F8" w:color="auto" w:val="clear"/>
+            <w:tcMar>
+              <w:top w:type="dxa" w:w="80"/>
+              <w:left w:type="dxa" w:w="100"/>
+              <w:bottom w:type="dxa" w:w="80"/>
+              <w:right w:type="dxa" w:w="100"/>
+            </w:tcMar>
+          </w:tcPr>
+          <w:p>
+            <w:pPr>
+              <w:spacing w:after="0"/>
+            </w:pPr>
+            <w:r>
+              <w:rPr>
+                <w:b/>
+                <w:bCs/>
+                <w:color w:val="12355B"/>
+                <w:sz w:val="19"/>
+                <w:szCs w:val="19"/>
+              </w:rPr>
+              <w:t xml:space="preserve">Non-Example</w:t>
+            </w:r>
+          </w:p>
+        </w:tc>
+        <w:tc>
+          <w:tcPr>
+            <w:tcW w:type="dxa" w:w="2200"/>
+            <w:shd w:fill="EEF4F8" w:color="auto" w:val="clear"/>
+            <w:tcMar>
+              <w:top w:type="dxa" w:w="80"/>
+              <w:left w:type="dxa" w:w="100"/>
+              <w:bottom w:type="dxa" w:w="80"/>
+              <w:right w:type="dxa" w:w="100"/>
+            </w:tcMar>
+          </w:tcPr>
+          <w:p>
+            <w:pPr>
+              <w:spacing w:after="0"/>
+            </w:pPr>
+            <w:r>
+              <w:rPr>
+                <w:b/>
+                <w:bCs/>
+                <w:color w:val="12355B"/>
+                <w:sz w:val="19"/>
+                <w:szCs w:val="19"/>
+              </w:rPr>
+              <w:t xml:space="preserve">Visual Clue</w:t>
+            </w:r>
+          </w:p>
+        </w:tc>
+      </w:tr>
+      <w:tr>
+        <w:trPr>
+          <w:cantSplit/>
+        </w:trPr>
+        <w:tc>
+          <w:tcPr>
+            <w:tcW w:type="dxa" w:w="1800"/>
+            <w:tcMar>
+              <w:top w:type="dxa" w:w="80"/>
+              <w:left w:type="dxa" w:w="100"/>
+              <w:bottom w:type="dxa" w:w="80"/>
+              <w:right w:type="dxa" w:w="100"/>
+            </w:tcMar>
+            <w:vAlign w:val="top"/>
+          </w:tcPr>
+          <w:p>
+            <w:pPr>
+              <w:spacing w:after="30"/>
+            </w:pPr>
+            <w:r>
+              <w:rPr>
+                <w:b/>
+                <w:bCs/>
+                <w:color w:val="12355B"/>
+                <w:sz w:val="21"/>
+                <w:szCs w:val="21"/>
+              </w:rPr>
+              <w:t xml:space="preserve">Area of Parallelograms</w:t>
+            </w:r>
+          </w:p>
+          <w:p>
+            <w:pPr>
+              <w:spacing w:after="0"/>
+            </w:pPr>
+            <w:r>
+              <w:rPr>
+                <w:i/>
+                <w:iCs/>
+                <w:color w:val="5F6F80"/>
+                <w:sz w:val="18"/>
+                <w:szCs w:val="18"/>
+              </w:rPr>
+              <w:t xml:space="preserve">Área de paralelogramos</w:t>
+            </w:r>
+          </w:p>
+        </w:tc>
+        <w:tc>
+          <w:tcPr>
+            <w:tcW w:type="dxa" w:w="3160"/>
+            <w:tcMar>
+              <w:top w:type="dxa" w:w="80"/>
+              <w:left w:type="dxa" w:w="100"/>
+              <w:bottom w:type="dxa" w:w="80"/>
+              <w:right w:type="dxa" w:w="100"/>
+            </w:tcMar>
+            <w:vAlign w:val="top"/>
+          </w:tcPr>
+          <w:p>
+            <w:pPr>
+              <w:spacing w:after="0"/>
+            </w:pPr>
+            <w:r>
+              <w:rPr>
+                <w:sz w:val="20"/>
+                <w:szCs w:val="20"/>
+              </w:rPr>
+              <w:t xml:space="preserve">The space inside a parallelogram. Formula: A = b × h, using the perpendicular height.</w:t>
+            </w:r>
+          </w:p>
+        </w:tc>
+        <w:tc>
+          <w:tcPr>
+            <w:tcW w:type="dxa" w:w="2200"/>
+            <w:tcMar>
+              <w:top w:type="dxa" w:w="80"/>
+              <w:left w:type="dxa" w:w="100"/>
+              <w:bottom w:type="dxa" w:w="80"/>
+              <w:right w:type="dxa" w:w="100"/>
+            </w:tcMar>
+            <w:vAlign w:val="top"/>
+          </w:tcPr>
+          <w:p>
+            <w:pPr>
+              <w:spacing w:after="40"/>
+            </w:pPr>
+            <w:r>
+              <w:rPr>
+                <w:i/>
+                <w:iCs/>
+                <w:color w:val="5F6F80"/>
+                <w:sz w:val="19"/>
+                <w:szCs w:val="19"/>
+              </w:rPr>
+              <w:t xml:space="preserve">Not Area of Parallelograms: write a counter-example that breaks the definition.</w:t>
+            </w:r>
+          </w:p>
+          <w:p>
+            <w:pPr>
+              <w:pBdr>
+                <w:bottom w:val="single" w:color="AFBECC" w:sz="6"/>
+              </w:pBdr>
+              <w:spacing w:after="30" w:before="150"/>
+            </w:pPr>
+            <w:r>
+              <w:t xml:space="preserve"/>
+            </w:r>
+          </w:p>
+        </w:tc>
+        <w:tc>
+          <w:tcPr>
+            <w:tcW w:type="dxa" w:w="2200"/>
+            <w:tcMar>
+              <w:top w:type="dxa" w:w="80"/>
+              <w:left w:type="dxa" w:w="100"/>
+              <w:bottom w:type="dxa" w:w="80"/>
+              <w:right w:type="dxa" w:w="100"/>
+            </w:tcMar>
+            <w:vAlign w:val="top"/>
+          </w:tcPr>
+          <w:p>
+            <w:pPr>
+              <w:spacing w:after="40"/>
               <w:jc w:val="center"/>
             </w:pPr>
             <w:r>
               <w:drawing>
                 <wp:inline distT="0" distB="0" distL="0" distR="0">
-                  <wp:extent cx="1047750" cy="790575"/>
+                  <wp:extent cx="876300" cy="657225"/>
                   <wp:effectExtent t="0" r="0" b="0" l="0"/>
                   <wp:docPr id="1" name="" descr="" title=""/>
                   <wp:cNvGraphicFramePr>
@@ -331,7 +551,7 @@
                         <pic:spPr bwMode="auto">
                           <a:xfrm>
                             <a:off x="0" y="0"/>
-                            <a:ext cx="1047750" cy="790575"/>
+                            <a:ext cx="876300" cy="657225"/>
                           </a:xfrm>
                           <a:prstGeom prst="rect">
                             <a:avLst/>
@@ -344,32 +564,108 @@
               </w:drawing>
             </w:r>
           </w:p>
-        </w:tc>
-        <w:tc>
-          <w:tcPr>
-            <w:tcW w:type="dxa" w:w="7560"/>
-            <w:tcMar>
-              <w:top w:type="dxa" w:w="100"/>
-              <w:left w:type="dxa" w:w="40"/>
-              <w:bottom w:type="dxa" w:w="100"/>
-              <w:right w:type="dxa" w:w="40"/>
-            </w:tcMar>
-            <w:vAlign w:val="center"/>
-          </w:tcPr>
-          <w:p>
-            <w:pPr>
-              <w:spacing w:after="50"/>
+          <w:p>
+            <w:pPr>
+              <w:spacing w:after="0"/>
+            </w:pPr>
+            <w:r>
+              <w:rPr>
+                <w:i/>
+                <w:iCs/>
+                <w:color w:val="5F6F80"/>
+                <w:sz w:val="18"/>
+                <w:szCs w:val="18"/>
+              </w:rPr>
+              <w:t xml:space="preserve">A = b × h; if b = 10 cm and h = 6 cm, A = 60 cm².</w:t>
+            </w:r>
+          </w:p>
+        </w:tc>
+      </w:tr>
+      <w:tr>
+        <w:trPr>
+          <w:cantSplit/>
+        </w:trPr>
+        <w:tc>
+          <w:tcPr>
+            <w:tcW w:type="dxa" w:w="1800"/>
+            <w:tcMar>
+              <w:top w:type="dxa" w:w="80"/>
+              <w:left w:type="dxa" w:w="100"/>
+              <w:bottom w:type="dxa" w:w="80"/>
+              <w:right w:type="dxa" w:w="100"/>
+            </w:tcMar>
+            <w:vAlign w:val="top"/>
+          </w:tcPr>
+          <w:p>
+            <w:pPr>
+              <w:spacing w:after="30"/>
             </w:pPr>
             <w:r>
               <w:rPr>
                 <w:b/>
                 <w:bCs/>
                 <w:color w:val="12355B"/>
-                <w:sz w:val="24"/>
-                <w:szCs w:val="24"/>
-              </w:rPr>
-              <w:t xml:space="preserve">Area of Parallelograms</w:t>
-            </w:r>
+                <w:sz w:val="21"/>
+                <w:szCs w:val="21"/>
+              </w:rPr>
+              <w:t xml:space="preserve">Slanted side</w:t>
+            </w:r>
+          </w:p>
+          <w:p>
+            <w:pPr>
+              <w:spacing w:after="0"/>
+            </w:pPr>
+            <w:r>
+              <w:rPr>
+                <w:i/>
+                <w:iCs/>
+                <w:color w:val="5F6F80"/>
+                <w:sz w:val="18"/>
+                <w:szCs w:val="18"/>
+              </w:rPr>
+              <w:t xml:space="preserve">Lado inclinado</w:t>
+            </w:r>
+          </w:p>
+        </w:tc>
+        <w:tc>
+          <w:tcPr>
+            <w:tcW w:type="dxa" w:w="3160"/>
+            <w:tcMar>
+              <w:top w:type="dxa" w:w="80"/>
+              <w:left w:type="dxa" w:w="100"/>
+              <w:bottom w:type="dxa" w:w="80"/>
+              <w:right w:type="dxa" w:w="100"/>
+            </w:tcMar>
+            <w:vAlign w:val="top"/>
+          </w:tcPr>
+          <w:p>
+            <w:pPr>
+              <w:spacing w:after="0"/>
+            </w:pPr>
+            <w:r>
+              <w:rPr>
+                <w:sz w:val="20"/>
+                <w:szCs w:val="20"/>
+              </w:rPr>
+              <w:t xml:space="preserve">A side that leans instead of going straight up and down. It is not the perpendicular height.</w:t>
+            </w:r>
+          </w:p>
+        </w:tc>
+        <w:tc>
+          <w:tcPr>
+            <w:tcW w:type="dxa" w:w="2200"/>
+            <w:tcMar>
+              <w:top w:type="dxa" w:w="80"/>
+              <w:left w:type="dxa" w:w="100"/>
+              <w:bottom w:type="dxa" w:w="80"/>
+              <w:right w:type="dxa" w:w="100"/>
+            </w:tcMar>
+            <w:vAlign w:val="top"/>
+          </w:tcPr>
+          <w:p>
+            <w:pPr>
+              <w:spacing w:after="40"/>
+            </w:pPr>
             <w:r>
               <w:rPr>
                 <w:i/>
@@ -378,89 +674,41 @@
                 <w:sz w:val="19"/>
                 <w:szCs w:val="19"/>
               </w:rPr>
-              <w:t xml:space="preserve">   Área de paralelogramos</w:t>
-            </w:r>
-          </w:p>
+              <w:t xml:space="preserve">Not Slanted side: write a counter-example that breaks the definition.</w:t>
+            </w:r>
+          </w:p>
+          <w:p>
+            <w:pPr>
+              <w:pBdr>
+                <w:bottom w:val="single" w:color="AFBECC" w:sz="6"/>
+              </w:pBdr>
+              <w:spacing w:after="30" w:before="150"/>
+            </w:pPr>
+            <w:r>
+              <w:t xml:space="preserve"/>
+            </w:r>
+          </w:p>
+        </w:tc>
+        <w:tc>
+          <w:tcPr>
+            <w:tcW w:type="dxa" w:w="2200"/>
+            <w:tcMar>
+              <w:top w:type="dxa" w:w="80"/>
+              <w:left w:type="dxa" w:w="100"/>
+              <w:bottom w:type="dxa" w:w="80"/>
+              <w:right w:type="dxa" w:w="100"/>
+            </w:tcMar>
+            <w:vAlign w:val="top"/>
+          </w:tcPr>
           <w:p>
             <w:pPr>
               <w:spacing w:after="40"/>
-            </w:pPr>
-            <w:r>
-              <w:rPr>
-                <w:sz w:val="21"/>
-                <w:szCs w:val="21"/>
-              </w:rPr>
-              <w:t xml:space="preserve">The space inside a parallelogram. Formula: A = b × h, using the perpendicular height.</w:t>
-            </w:r>
-          </w:p>
-          <w:p>
-            <w:pPr>
-              <w:spacing w:after="0"/>
-            </w:pPr>
-            <w:r>
-              <w:rPr>
-                <w:b/>
-                <w:bCs/>
-                <w:color w:val="1FA6A2"/>
-                <w:sz w:val="18"/>
-                <w:szCs w:val="18"/>
-              </w:rPr>
-              <w:t xml:space="preserve">Example:  </w:t>
-            </w:r>
-            <w:r>
-              <w:rPr>
-                <w:i/>
-                <w:iCs/>
-                <w:color w:val="5F6F80"/>
-                <w:sz w:val="18"/>
-                <w:szCs w:val="18"/>
-              </w:rPr>
-              <w:t xml:space="preserve">A = b × h; if b = 10 cm and h = 6 cm, A = 60 cm².</w:t>
-            </w:r>
-          </w:p>
-        </w:tc>
-      </w:tr>
-    </w:tbl>
-    <w:tbl>
-      <w:tblPr>
-        <w:tblW w:type="pct" w:w="100%"/>
-        <w:tblBorders>
-          <w:top w:val="none" w:color="FFFFFF" w:sz="0"/>
-          <w:left w:val="none" w:color="FFFFFF" w:sz="0"/>
-          <w:bottom w:val="single" w:color="C7D2DD" w:sz="4"/>
-          <w:right w:val="none" w:color="FFFFFF" w:sz="0"/>
-          <w:insideH w:val="none" w:color="FFFFFF" w:sz="0"/>
-          <w:insideV w:val="none" w:color="FFFFFF" w:sz="0"/>
-        </w:tblBorders>
-      </w:tblPr>
-      <w:tblGrid>
-        <w:gridCol w:w="1800"/>
-        <w:gridCol w:w="7560"/>
-      </w:tblGrid>
-      <w:tr>
-        <w:trPr>
-          <w:cantSplit/>
-        </w:trPr>
-        <w:tc>
-          <w:tcPr>
-            <w:tcW w:type="dxa" w:w="1800"/>
-            <w:tcMar>
-              <w:top w:type="dxa" w:w="100"/>
-              <w:left w:type="dxa" w:w="40"/>
-              <w:bottom w:type="dxa" w:w="100"/>
-              <w:right w:type="dxa" w:w="120"/>
-            </w:tcMar>
-            <w:vAlign w:val="center"/>
-          </w:tcPr>
-          <w:p>
-            <w:pPr>
-              <w:spacing w:after="0"/>
               <w:jc w:val="center"/>
             </w:pPr>
             <w:r>
               <w:drawing>
                 <wp:inline distT="0" distB="0" distL="0" distR="0">
-                  <wp:extent cx="1047750" cy="790575"/>
+                  <wp:extent cx="876300" cy="657225"/>
                   <wp:effectExtent t="0" r="0" b="0" l="0"/>
                   <wp:docPr id="1" name="" descr="" title=""/>
                   <wp:cNvGraphicFramePr>
@@ -485,7 +733,7 @@
                         <pic:spPr bwMode="auto">
                           <a:xfrm>
                             <a:off x="0" y="0"/>
-                            <a:ext cx="1047750" cy="790575"/>
+                            <a:ext cx="876300" cy="657225"/>
                           </a:xfrm>
                           <a:prstGeom prst="rect">
                             <a:avLst/>
@@ -498,32 +746,108 @@
               </w:drawing>
             </w:r>
           </w:p>
-        </w:tc>
-        <w:tc>
-          <w:tcPr>
-            <w:tcW w:type="dxa" w:w="7560"/>
-            <w:tcMar>
-              <w:top w:type="dxa" w:w="100"/>
-              <w:left w:type="dxa" w:w="40"/>
-              <w:bottom w:type="dxa" w:w="100"/>
-              <w:right w:type="dxa" w:w="40"/>
-            </w:tcMar>
-            <w:vAlign w:val="center"/>
-          </w:tcPr>
-          <w:p>
-            <w:pPr>
-              <w:spacing w:after="50"/>
+          <w:p>
+            <w:pPr>
+              <w:spacing w:after="0"/>
+            </w:pPr>
+            <w:r>
+              <w:rPr>
+                <w:i/>
+                <w:iCs/>
+                <w:color w:val="5F6F80"/>
+                <w:sz w:val="18"/>
+                <w:szCs w:val="18"/>
+              </w:rPr>
+              <w:t xml:space="preserve">In a leaning parallelogram, use the dashed 90° height—not the slanted side—in A = b × h.</w:t>
+            </w:r>
+          </w:p>
+        </w:tc>
+      </w:tr>
+      <w:tr>
+        <w:trPr>
+          <w:cantSplit/>
+        </w:trPr>
+        <w:tc>
+          <w:tcPr>
+            <w:tcW w:type="dxa" w:w="1800"/>
+            <w:tcMar>
+              <w:top w:type="dxa" w:w="80"/>
+              <w:left w:type="dxa" w:w="100"/>
+              <w:bottom w:type="dxa" w:w="80"/>
+              <w:right w:type="dxa" w:w="100"/>
+            </w:tcMar>
+            <w:vAlign w:val="top"/>
+          </w:tcPr>
+          <w:p>
+            <w:pPr>
+              <w:spacing w:after="30"/>
             </w:pPr>
             <w:r>
               <w:rPr>
                 <w:b/>
                 <w:bCs/>
                 <w:color w:val="12355B"/>
-                <w:sz w:val="24"/>
-                <w:szCs w:val="24"/>
-              </w:rPr>
-              <w:t xml:space="preserve">Slanted side</w:t>
-            </w:r>
+                <w:sz w:val="21"/>
+                <w:szCs w:val="21"/>
+              </w:rPr>
+              <w:t xml:space="preserve">Parallelogram</w:t>
+            </w:r>
+          </w:p>
+          <w:p>
+            <w:pPr>
+              <w:spacing w:after="0"/>
+            </w:pPr>
+            <w:r>
+              <w:rPr>
+                <w:i/>
+                <w:iCs/>
+                <w:color w:val="5F6F80"/>
+                <w:sz w:val="18"/>
+                <w:szCs w:val="18"/>
+              </w:rPr>
+              <w:t xml:space="preserve">Paralelogramo</w:t>
+            </w:r>
+          </w:p>
+        </w:tc>
+        <w:tc>
+          <w:tcPr>
+            <w:tcW w:type="dxa" w:w="3160"/>
+            <w:tcMar>
+              <w:top w:type="dxa" w:w="80"/>
+              <w:left w:type="dxa" w:w="100"/>
+              <w:bottom w:type="dxa" w:w="80"/>
+              <w:right w:type="dxa" w:w="100"/>
+            </w:tcMar>
+            <w:vAlign w:val="top"/>
+          </w:tcPr>
+          <w:p>
+            <w:pPr>
+              <w:spacing w:after="0"/>
+            </w:pPr>
+            <w:r>
+              <w:rPr>
+                <w:sz w:val="20"/>
+                <w:szCs w:val="20"/>
+              </w:rPr>
+              <w:t xml:space="preserve">A four-sided shape with two pairs of parallel sides.</w:t>
+            </w:r>
+          </w:p>
+        </w:tc>
+        <w:tc>
+          <w:tcPr>
+            <w:tcW w:type="dxa" w:w="2200"/>
+            <w:tcMar>
+              <w:top w:type="dxa" w:w="80"/>
+              <w:left w:type="dxa" w:w="100"/>
+              <w:bottom w:type="dxa" w:w="80"/>
+              <w:right w:type="dxa" w:w="100"/>
+            </w:tcMar>
+            <w:vAlign w:val="top"/>
+          </w:tcPr>
+          <w:p>
+            <w:pPr>
+              <w:spacing w:after="40"/>
+            </w:pPr>
             <w:r>
               <w:rPr>
                 <w:i/>
@@ -532,89 +856,41 @@
                 <w:sz w:val="19"/>
                 <w:szCs w:val="19"/>
               </w:rPr>
-              <w:t xml:space="preserve">   Lado inclinado</w:t>
-            </w:r>
-          </w:p>
+              <w:t xml:space="preserve">Not Parallelogram: write a counter-example that breaks the definition.</w:t>
+            </w:r>
+          </w:p>
+          <w:p>
+            <w:pPr>
+              <w:pBdr>
+                <w:bottom w:val="single" w:color="AFBECC" w:sz="6"/>
+              </w:pBdr>
+              <w:spacing w:after="30" w:before="150"/>
+            </w:pPr>
+            <w:r>
+              <w:t xml:space="preserve"/>
+            </w:r>
+          </w:p>
+        </w:tc>
+        <w:tc>
+          <w:tcPr>
+            <w:tcW w:type="dxa" w:w="2200"/>
+            <w:tcMar>
+              <w:top w:type="dxa" w:w="80"/>
+              <w:left w:type="dxa" w:w="100"/>
+              <w:bottom w:type="dxa" w:w="80"/>
+              <w:right w:type="dxa" w:w="100"/>
+            </w:tcMar>
+            <w:vAlign w:val="top"/>
+          </w:tcPr>
           <w:p>
             <w:pPr>
               <w:spacing w:after="40"/>
-            </w:pPr>
-            <w:r>
-              <w:rPr>
-                <w:sz w:val="21"/>
-                <w:szCs w:val="21"/>
-              </w:rPr>
-              <w:t xml:space="preserve">A side that leans instead of going straight up and down. It is not the perpendicular height.</w:t>
-            </w:r>
-          </w:p>
-          <w:p>
-            <w:pPr>
-              <w:spacing w:after="0"/>
-            </w:pPr>
-            <w:r>
-              <w:rPr>
-                <w:b/>
-                <w:bCs/>
-                <w:color w:val="1FA6A2"/>
-                <w:sz w:val="18"/>
-                <w:szCs w:val="18"/>
-              </w:rPr>
-              <w:t xml:space="preserve">Example:  </w:t>
-            </w:r>
-            <w:r>
-              <w:rPr>
-                <w:i/>
-                <w:iCs/>
-                <w:color w:val="5F6F80"/>
-                <w:sz w:val="18"/>
-                <w:szCs w:val="18"/>
-              </w:rPr>
-              <w:t xml:space="preserve">In a leaning parallelogram, use the dashed 90° height—not the slanted side—in A = b × h.</w:t>
-            </w:r>
-          </w:p>
-        </w:tc>
-      </w:tr>
-    </w:tbl>
-    <w:tbl>
-      <w:tblPr>
-        <w:tblW w:type="pct" w:w="100%"/>
-        <w:tblBorders>
-          <w:top w:val="none" w:color="FFFFFF" w:sz="0"/>
-          <w:left w:val="none" w:color="FFFFFF" w:sz="0"/>
-          <w:bottom w:val="single" w:color="C7D2DD" w:sz="4"/>
-          <w:right w:val="none" w:color="FFFFFF" w:sz="0"/>
-          <w:insideH w:val="none" w:color="FFFFFF" w:sz="0"/>
-          <w:insideV w:val="none" w:color="FFFFFF" w:sz="0"/>
-        </w:tblBorders>
-      </w:tblPr>
-      <w:tblGrid>
-        <w:gridCol w:w="1800"/>
-        <w:gridCol w:w="7560"/>
-      </w:tblGrid>
-      <w:tr>
-        <w:trPr>
-          <w:cantSplit/>
-        </w:trPr>
-        <w:tc>
-          <w:tcPr>
-            <w:tcW w:type="dxa" w:w="1800"/>
-            <w:tcMar>
-              <w:top w:type="dxa" w:w="100"/>
-              <w:left w:type="dxa" w:w="40"/>
-              <w:bottom w:type="dxa" w:w="100"/>
-              <w:right w:type="dxa" w:w="120"/>
-            </w:tcMar>
-            <w:vAlign w:val="center"/>
-          </w:tcPr>
-          <w:p>
-            <w:pPr>
-              <w:spacing w:after="0"/>
               <w:jc w:val="center"/>
             </w:pPr>
             <w:r>
               <w:drawing>
                 <wp:inline distT="0" distB="0" distL="0" distR="0">
-                  <wp:extent cx="1047750" cy="790575"/>
+                  <wp:extent cx="876300" cy="657225"/>
                   <wp:effectExtent t="0" r="0" b="0" l="0"/>
                   <wp:docPr id="1" name="" descr="" title=""/>
                   <wp:cNvGraphicFramePr>
@@ -639,7 +915,7 @@
                         <pic:spPr bwMode="auto">
                           <a:xfrm>
                             <a:off x="0" y="0"/>
-                            <a:ext cx="1047750" cy="790575"/>
+                            <a:ext cx="876300" cy="657225"/>
                           </a:xfrm>
                           <a:prstGeom prst="rect">
                             <a:avLst/>
@@ -652,32 +928,108 @@
               </w:drawing>
             </w:r>
           </w:p>
-        </w:tc>
-        <w:tc>
-          <w:tcPr>
-            <w:tcW w:type="dxa" w:w="7560"/>
-            <w:tcMar>
-              <w:top w:type="dxa" w:w="100"/>
-              <w:left w:type="dxa" w:w="40"/>
-              <w:bottom w:type="dxa" w:w="100"/>
-              <w:right w:type="dxa" w:w="40"/>
-            </w:tcMar>
-            <w:vAlign w:val="center"/>
-          </w:tcPr>
-          <w:p>
-            <w:pPr>
-              <w:spacing w:after="50"/>
+          <w:p>
+            <w:pPr>
+              <w:spacing w:after="0"/>
+            </w:pPr>
+            <w:r>
+              <w:rPr>
+                <w:i/>
+                <w:iCs/>
+                <w:color w:val="5F6F80"/>
+                <w:sz w:val="18"/>
+                <w:szCs w:val="18"/>
+              </w:rPr>
+              <w:t xml:space="preserve">Think of a leaning door — the top and bottom are parallel, and the two sides are parallel, like a slanted rectangle</w:t>
+            </w:r>
+          </w:p>
+        </w:tc>
+      </w:tr>
+      <w:tr>
+        <w:trPr>
+          <w:cantSplit/>
+        </w:trPr>
+        <w:tc>
+          <w:tcPr>
+            <w:tcW w:type="dxa" w:w="1800"/>
+            <w:tcMar>
+              <w:top w:type="dxa" w:w="80"/>
+              <w:left w:type="dxa" w:w="100"/>
+              <w:bottom w:type="dxa" w:w="80"/>
+              <w:right w:type="dxa" w:w="100"/>
+            </w:tcMar>
+            <w:vAlign w:val="top"/>
+          </w:tcPr>
+          <w:p>
+            <w:pPr>
+              <w:spacing w:after="30"/>
             </w:pPr>
             <w:r>
               <w:rPr>
                 <w:b/>
                 <w:bCs/>
                 <w:color w:val="12355B"/>
-                <w:sz w:val="24"/>
-                <w:szCs w:val="24"/>
-              </w:rPr>
-              <w:t xml:space="preserve">Parallelogram</w:t>
-            </w:r>
+                <w:sz w:val="21"/>
+                <w:szCs w:val="21"/>
+              </w:rPr>
+              <w:t xml:space="preserve">Parallel</w:t>
+            </w:r>
+          </w:p>
+          <w:p>
+            <w:pPr>
+              <w:spacing w:after="0"/>
+            </w:pPr>
+            <w:r>
+              <w:rPr>
+                <w:i/>
+                <w:iCs/>
+                <w:color w:val="5F6F80"/>
+                <w:sz w:val="18"/>
+                <w:szCs w:val="18"/>
+              </w:rPr>
+              <w:t xml:space="preserve">Paralelas</w:t>
+            </w:r>
+          </w:p>
+        </w:tc>
+        <w:tc>
+          <w:tcPr>
+            <w:tcW w:type="dxa" w:w="3160"/>
+            <w:tcMar>
+              <w:top w:type="dxa" w:w="80"/>
+              <w:left w:type="dxa" w:w="100"/>
+              <w:bottom w:type="dxa" w:w="80"/>
+              <w:right w:type="dxa" w:w="100"/>
+            </w:tcMar>
+            <w:vAlign w:val="top"/>
+          </w:tcPr>
+          <w:p>
+            <w:pPr>
+              <w:spacing w:after="0"/>
+            </w:pPr>
+            <w:r>
+              <w:rPr>
+                <w:sz w:val="20"/>
+                <w:szCs w:val="20"/>
+              </w:rPr>
+              <w:t xml:space="preserve">Two lines or sides that stay the same distance apart and never meet.</w:t>
+            </w:r>
+          </w:p>
+        </w:tc>
+        <w:tc>
+          <w:tcPr>
+            <w:tcW w:type="dxa" w:w="2200"/>
+            <w:tcMar>
+              <w:top w:type="dxa" w:w="80"/>
+              <w:left w:type="dxa" w:w="100"/>
+              <w:bottom w:type="dxa" w:w="80"/>
+              <w:right w:type="dxa" w:w="100"/>
+            </w:tcMar>
+            <w:vAlign w:val="top"/>
+          </w:tcPr>
+          <w:p>
+            <w:pPr>
+              <w:spacing w:after="40"/>
+            </w:pPr>
             <w:r>
               <w:rPr>
                 <w:i/>
@@ -686,89 +1038,41 @@
                 <w:sz w:val="19"/>
                 <w:szCs w:val="19"/>
               </w:rPr>
-              <w:t xml:space="preserve">   Paralelogramo</w:t>
-            </w:r>
-          </w:p>
+              <w:t xml:space="preserve">Not Parallel: write a counter-example that breaks the definition.</w:t>
+            </w:r>
+          </w:p>
+          <w:p>
+            <w:pPr>
+              <w:pBdr>
+                <w:bottom w:val="single" w:color="AFBECC" w:sz="6"/>
+              </w:pBdr>
+              <w:spacing w:after="30" w:before="150"/>
+            </w:pPr>
+            <w:r>
+              <w:t xml:space="preserve"/>
+            </w:r>
+          </w:p>
+        </w:tc>
+        <w:tc>
+          <w:tcPr>
+            <w:tcW w:type="dxa" w:w="2200"/>
+            <w:tcMar>
+              <w:top w:type="dxa" w:w="80"/>
+              <w:left w:type="dxa" w:w="100"/>
+              <w:bottom w:type="dxa" w:w="80"/>
+              <w:right w:type="dxa" w:w="100"/>
+            </w:tcMar>
+            <w:vAlign w:val="top"/>
+          </w:tcPr>
           <w:p>
             <w:pPr>
               <w:spacing w:after="40"/>
-            </w:pPr>
-            <w:r>
-              <w:rPr>
-                <w:sz w:val="21"/>
-                <w:szCs w:val="21"/>
-              </w:rPr>
-              <w:t xml:space="preserve">A four-sided shape with two pairs of parallel sides.</w:t>
-            </w:r>
-          </w:p>
-          <w:p>
-            <w:pPr>
-              <w:spacing w:after="0"/>
-            </w:pPr>
-            <w:r>
-              <w:rPr>
-                <w:b/>
-                <w:bCs/>
-                <w:color w:val="1FA6A2"/>
-                <w:sz w:val="18"/>
-                <w:szCs w:val="18"/>
-              </w:rPr>
-              <w:t xml:space="preserve">Example:  </w:t>
-            </w:r>
-            <w:r>
-              <w:rPr>
-                <w:i/>
-                <w:iCs/>
-                <w:color w:val="5F6F80"/>
-                <w:sz w:val="18"/>
-                <w:szCs w:val="18"/>
-              </w:rPr>
-              <w:t xml:space="preserve">Think of a leaning door — the top and bottom are parallel, and the two sides are parallel, like a slanted rectangle</w:t>
-            </w:r>
-          </w:p>
-        </w:tc>
-      </w:tr>
-    </w:tbl>
-    <w:tbl>
-      <w:tblPr>
-        <w:tblW w:type="pct" w:w="100%"/>
-        <w:tblBorders>
-          <w:top w:val="none" w:color="FFFFFF" w:sz="0"/>
-          <w:left w:val="none" w:color="FFFFFF" w:sz="0"/>
-          <w:bottom w:val="single" w:color="C7D2DD" w:sz="4"/>
-          <w:right w:val="none" w:color="FFFFFF" w:sz="0"/>
-          <w:insideH w:val="none" w:color="FFFFFF" w:sz="0"/>
-          <w:insideV w:val="none" w:color="FFFFFF" w:sz="0"/>
-        </w:tblBorders>
-      </w:tblPr>
-      <w:tblGrid>
-        <w:gridCol w:w="1800"/>
-        <w:gridCol w:w="7560"/>
-      </w:tblGrid>
-      <w:tr>
-        <w:trPr>
-          <w:cantSplit/>
-        </w:trPr>
-        <w:tc>
-          <w:tcPr>
-            <w:tcW w:type="dxa" w:w="1800"/>
-            <w:tcMar>
-              <w:top w:type="dxa" w:w="100"/>
-              <w:left w:type="dxa" w:w="40"/>
-              <w:bottom w:type="dxa" w:w="100"/>
-              <w:right w:type="dxa" w:w="120"/>
-            </w:tcMar>
-            <w:vAlign w:val="center"/>
-          </w:tcPr>
-          <w:p>
-            <w:pPr>
-              <w:spacing w:after="0"/>
               <w:jc w:val="center"/>
             </w:pPr>
             <w:r>
               <w:drawing>
                 <wp:inline distT="0" distB="0" distL="0" distR="0">
-                  <wp:extent cx="1047750" cy="790575"/>
+                  <wp:extent cx="876300" cy="657225"/>
                   <wp:effectExtent t="0" r="0" b="0" l="0"/>
                   <wp:docPr id="1" name="" descr="" title=""/>
                   <wp:cNvGraphicFramePr>
@@ -793,7 +1097,7 @@
                         <pic:spPr bwMode="auto">
                           <a:xfrm>
                             <a:off x="0" y="0"/>
-                            <a:ext cx="1047750" cy="790575"/>
+                            <a:ext cx="876300" cy="657225"/>
                           </a:xfrm>
                           <a:prstGeom prst="rect">
                             <a:avLst/>
@@ -806,32 +1110,108 @@
               </w:drawing>
             </w:r>
           </w:p>
-        </w:tc>
-        <w:tc>
-          <w:tcPr>
-            <w:tcW w:type="dxa" w:w="7560"/>
-            <w:tcMar>
-              <w:top w:type="dxa" w:w="100"/>
-              <w:left w:type="dxa" w:w="40"/>
-              <w:bottom w:type="dxa" w:w="100"/>
-              <w:right w:type="dxa" w:w="40"/>
-            </w:tcMar>
-            <w:vAlign w:val="center"/>
-          </w:tcPr>
-          <w:p>
-            <w:pPr>
-              <w:spacing w:after="50"/>
+          <w:p>
+            <w:pPr>
+              <w:spacing w:after="0"/>
+            </w:pPr>
+            <w:r>
+              <w:rPr>
+                <w:i/>
+                <w:iCs/>
+                <w:color w:val="5F6F80"/>
+                <w:sz w:val="18"/>
+                <w:szCs w:val="18"/>
+              </w:rPr>
+              <w:t xml:space="preserve">The top and bottom of a parallelogram never get closer together — matching arrowheads (›) mark one parallel pair, double arrowheads (››) mark the other.</w:t>
+            </w:r>
+          </w:p>
+        </w:tc>
+      </w:tr>
+      <w:tr>
+        <w:trPr>
+          <w:cantSplit/>
+        </w:trPr>
+        <w:tc>
+          <w:tcPr>
+            <w:tcW w:type="dxa" w:w="1800"/>
+            <w:tcMar>
+              <w:top w:type="dxa" w:w="80"/>
+              <w:left w:type="dxa" w:w="100"/>
+              <w:bottom w:type="dxa" w:w="80"/>
+              <w:right w:type="dxa" w:w="100"/>
+            </w:tcMar>
+            <w:vAlign w:val="top"/>
+          </w:tcPr>
+          <w:p>
+            <w:pPr>
+              <w:spacing w:after="30"/>
             </w:pPr>
             <w:r>
               <w:rPr>
                 <w:b/>
                 <w:bCs/>
                 <w:color w:val="12355B"/>
-                <w:sz w:val="24"/>
-                <w:szCs w:val="24"/>
-              </w:rPr>
-              <w:t xml:space="preserve">Parallel</w:t>
-            </w:r>
+                <w:sz w:val="21"/>
+                <w:szCs w:val="21"/>
+              </w:rPr>
+              <w:t xml:space="preserve">Base</w:t>
+            </w:r>
+          </w:p>
+          <w:p>
+            <w:pPr>
+              <w:spacing w:after="0"/>
+            </w:pPr>
+            <w:r>
+              <w:rPr>
+                <w:i/>
+                <w:iCs/>
+                <w:color w:val="5F6F80"/>
+                <w:sz w:val="18"/>
+                <w:szCs w:val="18"/>
+              </w:rPr>
+              <w:t xml:space="preserve">Base</w:t>
+            </w:r>
+          </w:p>
+        </w:tc>
+        <w:tc>
+          <w:tcPr>
+            <w:tcW w:type="dxa" w:w="3160"/>
+            <w:tcMar>
+              <w:top w:type="dxa" w:w="80"/>
+              <w:left w:type="dxa" w:w="100"/>
+              <w:bottom w:type="dxa" w:w="80"/>
+              <w:right w:type="dxa" w:w="100"/>
+            </w:tcMar>
+            <w:vAlign w:val="top"/>
+          </w:tcPr>
+          <w:p>
+            <w:pPr>
+              <w:spacing w:after="0"/>
+            </w:pPr>
+            <w:r>
+              <w:rPr>
+                <w:sz w:val="20"/>
+                <w:szCs w:val="20"/>
+              </w:rPr>
+              <w:t xml:space="preserve">Any side of a parallelogram can be the base. Once you pick a base, the height must be measured perpendicular (at a 90° angle) to it.</w:t>
+            </w:r>
+          </w:p>
+        </w:tc>
+        <w:tc>
+          <w:tcPr>
+            <w:tcW w:type="dxa" w:w="2200"/>
+            <w:tcMar>
+              <w:top w:type="dxa" w:w="80"/>
+              <w:left w:type="dxa" w:w="100"/>
+              <w:bottom w:type="dxa" w:w="80"/>
+              <w:right w:type="dxa" w:w="100"/>
+            </w:tcMar>
+            <w:vAlign w:val="top"/>
+          </w:tcPr>
+          <w:p>
+            <w:pPr>
+              <w:spacing w:after="40"/>
+            </w:pPr>
             <w:r>
               <w:rPr>
                 <w:i/>
@@ -840,89 +1220,41 @@
                 <w:sz w:val="19"/>
                 <w:szCs w:val="19"/>
               </w:rPr>
-              <w:t xml:space="preserve">   Paralelas</w:t>
-            </w:r>
-          </w:p>
+              <w:t xml:space="preserve">Not Base: write a counter-example that breaks the definition.</w:t>
+            </w:r>
+          </w:p>
+          <w:p>
+            <w:pPr>
+              <w:pBdr>
+                <w:bottom w:val="single" w:color="AFBECC" w:sz="6"/>
+              </w:pBdr>
+              <w:spacing w:after="30" w:before="150"/>
+            </w:pPr>
+            <w:r>
+              <w:t xml:space="preserve"/>
+            </w:r>
+          </w:p>
+        </w:tc>
+        <w:tc>
+          <w:tcPr>
+            <w:tcW w:type="dxa" w:w="2200"/>
+            <w:tcMar>
+              <w:top w:type="dxa" w:w="80"/>
+              <w:left w:type="dxa" w:w="100"/>
+              <w:bottom w:type="dxa" w:w="80"/>
+              <w:right w:type="dxa" w:w="100"/>
+            </w:tcMar>
+            <w:vAlign w:val="top"/>
+          </w:tcPr>
           <w:p>
             <w:pPr>
               <w:spacing w:after="40"/>
-            </w:pPr>
-            <w:r>
-              <w:rPr>
-                <w:sz w:val="21"/>
-                <w:szCs w:val="21"/>
-              </w:rPr>
-              <w:t xml:space="preserve">Two lines or sides that stay the same distance apart and never meet.</w:t>
-            </w:r>
-          </w:p>
-          <w:p>
-            <w:pPr>
-              <w:spacing w:after="0"/>
-            </w:pPr>
-            <w:r>
-              <w:rPr>
-                <w:b/>
-                <w:bCs/>
-                <w:color w:val="1FA6A2"/>
-                <w:sz w:val="18"/>
-                <w:szCs w:val="18"/>
-              </w:rPr>
-              <w:t xml:space="preserve">Example:  </w:t>
-            </w:r>
-            <w:r>
-              <w:rPr>
-                <w:i/>
-                <w:iCs/>
-                <w:color w:val="5F6F80"/>
-                <w:sz w:val="18"/>
-                <w:szCs w:val="18"/>
-              </w:rPr>
-              <w:t xml:space="preserve">The top and bottom of a parallelogram never get closer together — matching arrowheads (›) mark one parallel pair, double arrowheads (››) mark the other.</w:t>
-            </w:r>
-          </w:p>
-        </w:tc>
-      </w:tr>
-    </w:tbl>
-    <w:tbl>
-      <w:tblPr>
-        <w:tblW w:type="pct" w:w="100%"/>
-        <w:tblBorders>
-          <w:top w:val="none" w:color="FFFFFF" w:sz="0"/>
-          <w:left w:val="none" w:color="FFFFFF" w:sz="0"/>
-          <w:bottom w:val="single" w:color="C7D2DD" w:sz="4"/>
-          <w:right w:val="none" w:color="FFFFFF" w:sz="0"/>
-          <w:insideH w:val="none" w:color="FFFFFF" w:sz="0"/>
-          <w:insideV w:val="none" w:color="FFFFFF" w:sz="0"/>
-        </w:tblBorders>
-      </w:tblPr>
-      <w:tblGrid>
-        <w:gridCol w:w="1800"/>
-        <w:gridCol w:w="7560"/>
-      </w:tblGrid>
-      <w:tr>
-        <w:trPr>
-          <w:cantSplit/>
-        </w:trPr>
-        <w:tc>
-          <w:tcPr>
-            <w:tcW w:type="dxa" w:w="1800"/>
-            <w:tcMar>
-              <w:top w:type="dxa" w:w="100"/>
-              <w:left w:type="dxa" w:w="40"/>
-              <w:bottom w:type="dxa" w:w="100"/>
-              <w:right w:type="dxa" w:w="120"/>
-            </w:tcMar>
-            <w:vAlign w:val="center"/>
-          </w:tcPr>
-          <w:p>
-            <w:pPr>
-              <w:spacing w:after="0"/>
               <w:jc w:val="center"/>
             </w:pPr>
             <w:r>
               <w:drawing>
                 <wp:inline distT="0" distB="0" distL="0" distR="0">
-                  <wp:extent cx="1047750" cy="790575"/>
+                  <wp:extent cx="876300" cy="657225"/>
                   <wp:effectExtent t="0" r="0" b="0" l="0"/>
                   <wp:docPr id="1" name="" descr="" title=""/>
                   <wp:cNvGraphicFramePr>
@@ -947,7 +1279,7 @@
                         <pic:spPr bwMode="auto">
                           <a:xfrm>
                             <a:off x="0" y="0"/>
-                            <a:ext cx="1047750" cy="790575"/>
+                            <a:ext cx="876300" cy="657225"/>
                           </a:xfrm>
                           <a:prstGeom prst="rect">
                             <a:avLst/>
@@ -960,32 +1292,108 @@
               </w:drawing>
             </w:r>
           </w:p>
-        </w:tc>
-        <w:tc>
-          <w:tcPr>
-            <w:tcW w:type="dxa" w:w="7560"/>
-            <w:tcMar>
-              <w:top w:type="dxa" w:w="100"/>
-              <w:left w:type="dxa" w:w="40"/>
-              <w:bottom w:type="dxa" w:w="100"/>
-              <w:right w:type="dxa" w:w="40"/>
-            </w:tcMar>
-            <w:vAlign w:val="center"/>
-          </w:tcPr>
-          <w:p>
-            <w:pPr>
-              <w:spacing w:after="50"/>
+          <w:p>
+            <w:pPr>
+              <w:spacing w:after="0"/>
+            </w:pPr>
+            <w:r>
+              <w:rPr>
+                <w:i/>
+                <w:iCs/>
+                <w:color w:val="5F6F80"/>
+                <w:sz w:val="18"/>
+                <w:szCs w:val="18"/>
+              </w:rPr>
+              <w:t xml:space="preserve">Any side can be the base: choose the 10 cm side and b = 10 cm, then draw the height at 90° to that side in A = b × h</w:t>
+            </w:r>
+          </w:p>
+        </w:tc>
+      </w:tr>
+      <w:tr>
+        <w:trPr>
+          <w:cantSplit/>
+        </w:trPr>
+        <w:tc>
+          <w:tcPr>
+            <w:tcW w:type="dxa" w:w="1800"/>
+            <w:tcMar>
+              <w:top w:type="dxa" w:w="80"/>
+              <w:left w:type="dxa" w:w="100"/>
+              <w:bottom w:type="dxa" w:w="80"/>
+              <w:right w:type="dxa" w:w="100"/>
+            </w:tcMar>
+            <w:vAlign w:val="top"/>
+          </w:tcPr>
+          <w:p>
+            <w:pPr>
+              <w:spacing w:after="30"/>
             </w:pPr>
             <w:r>
               <w:rPr>
                 <w:b/>
                 <w:bCs/>
                 <w:color w:val="12355B"/>
-                <w:sz w:val="24"/>
-                <w:szCs w:val="24"/>
-              </w:rPr>
-              <w:t xml:space="preserve">Base</w:t>
-            </w:r>
+                <w:sz w:val="21"/>
+                <w:szCs w:val="21"/>
+              </w:rPr>
+              <w:t xml:space="preserve">Height</w:t>
+            </w:r>
+          </w:p>
+          <w:p>
+            <w:pPr>
+              <w:spacing w:after="0"/>
+            </w:pPr>
+            <w:r>
+              <w:rPr>
+                <w:i/>
+                <w:iCs/>
+                <w:color w:val="5F6F80"/>
+                <w:sz w:val="18"/>
+                <w:szCs w:val="18"/>
+              </w:rPr>
+              <w:t xml:space="preserve">Altura</w:t>
+            </w:r>
+          </w:p>
+        </w:tc>
+        <w:tc>
+          <w:tcPr>
+            <w:tcW w:type="dxa" w:w="3160"/>
+            <w:tcMar>
+              <w:top w:type="dxa" w:w="80"/>
+              <w:left w:type="dxa" w:w="100"/>
+              <w:bottom w:type="dxa" w:w="80"/>
+              <w:right w:type="dxa" w:w="100"/>
+            </w:tcMar>
+            <w:vAlign w:val="top"/>
+          </w:tcPr>
+          <w:p>
+            <w:pPr>
+              <w:spacing w:after="0"/>
+            </w:pPr>
+            <w:r>
+              <w:rPr>
+                <w:sz w:val="20"/>
+                <w:szCs w:val="20"/>
+              </w:rPr>
+              <w:t xml:space="preserve">The straight-up distance from the base to the top.</w:t>
+            </w:r>
+          </w:p>
+        </w:tc>
+        <w:tc>
+          <w:tcPr>
+            <w:tcW w:type="dxa" w:w="2200"/>
+            <w:tcMar>
+              <w:top w:type="dxa" w:w="80"/>
+              <w:left w:type="dxa" w:w="100"/>
+              <w:bottom w:type="dxa" w:w="80"/>
+              <w:right w:type="dxa" w:w="100"/>
+            </w:tcMar>
+            <w:vAlign w:val="top"/>
+          </w:tcPr>
+          <w:p>
+            <w:pPr>
+              <w:spacing w:after="40"/>
+            </w:pPr>
             <w:r>
               <w:rPr>
                 <w:i/>
@@ -994,89 +1402,41 @@
                 <w:sz w:val="19"/>
                 <w:szCs w:val="19"/>
               </w:rPr>
-              <w:t xml:space="preserve">   Base</w:t>
-            </w:r>
-          </w:p>
+              <w:t xml:space="preserve">Not Height: write a counter-example that breaks the definition.</w:t>
+            </w:r>
+          </w:p>
+          <w:p>
+            <w:pPr>
+              <w:pBdr>
+                <w:bottom w:val="single" w:color="AFBECC" w:sz="6"/>
+              </w:pBdr>
+              <w:spacing w:after="30" w:before="150"/>
+            </w:pPr>
+            <w:r>
+              <w:t xml:space="preserve"/>
+            </w:r>
+          </w:p>
+        </w:tc>
+        <w:tc>
+          <w:tcPr>
+            <w:tcW w:type="dxa" w:w="2200"/>
+            <w:tcMar>
+              <w:top w:type="dxa" w:w="80"/>
+              <w:left w:type="dxa" w:w="100"/>
+              <w:bottom w:type="dxa" w:w="80"/>
+              <w:right w:type="dxa" w:w="100"/>
+            </w:tcMar>
+            <w:vAlign w:val="top"/>
+          </w:tcPr>
           <w:p>
             <w:pPr>
               <w:spacing w:after="40"/>
-            </w:pPr>
-            <w:r>
-              <w:rPr>
-                <w:sz w:val="21"/>
-                <w:szCs w:val="21"/>
-              </w:rPr>
-              <w:t xml:space="preserve">Any side of a parallelogram can be the base. Once you pick a base, the height must be measured perpendicular (at a 90° angle) to it.</w:t>
-            </w:r>
-          </w:p>
-          <w:p>
-            <w:pPr>
-              <w:spacing w:after="0"/>
-            </w:pPr>
-            <w:r>
-              <w:rPr>
-                <w:b/>
-                <w:bCs/>
-                <w:color w:val="1FA6A2"/>
-                <w:sz w:val="18"/>
-                <w:szCs w:val="18"/>
-              </w:rPr>
-              <w:t xml:space="preserve">Example:  </w:t>
-            </w:r>
-            <w:r>
-              <w:rPr>
-                <w:i/>
-                <w:iCs/>
-                <w:color w:val="5F6F80"/>
-                <w:sz w:val="18"/>
-                <w:szCs w:val="18"/>
-              </w:rPr>
-              <w:t xml:space="preserve">Any side can be the base: choose the 10 cm side and b = 10 cm, then draw the height at 90° to that side in A = b × h</w:t>
-            </w:r>
-          </w:p>
-        </w:tc>
-      </w:tr>
-    </w:tbl>
-    <w:tbl>
-      <w:tblPr>
-        <w:tblW w:type="pct" w:w="100%"/>
-        <w:tblBorders>
-          <w:top w:val="none" w:color="FFFFFF" w:sz="0"/>
-          <w:left w:val="none" w:color="FFFFFF" w:sz="0"/>
-          <w:bottom w:val="single" w:color="C7D2DD" w:sz="4"/>
-          <w:right w:val="none" w:color="FFFFFF" w:sz="0"/>
-          <w:insideH w:val="none" w:color="FFFFFF" w:sz="0"/>
-          <w:insideV w:val="none" w:color="FFFFFF" w:sz="0"/>
-        </w:tblBorders>
-      </w:tblPr>
-      <w:tblGrid>
-        <w:gridCol w:w="1800"/>
-        <w:gridCol w:w="7560"/>
-      </w:tblGrid>
-      <w:tr>
-        <w:trPr>
-          <w:cantSplit/>
-        </w:trPr>
-        <w:tc>
-          <w:tcPr>
-            <w:tcW w:type="dxa" w:w="1800"/>
-            <w:tcMar>
-              <w:top w:type="dxa" w:w="100"/>
-              <w:left w:type="dxa" w:w="40"/>
-              <w:bottom w:type="dxa" w:w="100"/>
-              <w:right w:type="dxa" w:w="120"/>
-            </w:tcMar>
-            <w:vAlign w:val="center"/>
-          </w:tcPr>
-          <w:p>
-            <w:pPr>
-              <w:spacing w:after="0"/>
               <w:jc w:val="center"/>
             </w:pPr>
             <w:r>
               <w:drawing>
                 <wp:inline distT="0" distB="0" distL="0" distR="0">
-                  <wp:extent cx="1047750" cy="790575"/>
+                  <wp:extent cx="876300" cy="657225"/>
                   <wp:effectExtent t="0" r="0" b="0" l="0"/>
                   <wp:docPr id="1" name="" descr="" title=""/>
                   <wp:cNvGraphicFramePr>
@@ -1101,7 +1461,7 @@
                         <pic:spPr bwMode="auto">
                           <a:xfrm>
                             <a:off x="0" y="0"/>
-                            <a:ext cx="1047750" cy="790575"/>
+                            <a:ext cx="876300" cy="657225"/>
                           </a:xfrm>
                           <a:prstGeom prst="rect">
                             <a:avLst/>
@@ -1114,32 +1474,108 @@
               </w:drawing>
             </w:r>
           </w:p>
-        </w:tc>
-        <w:tc>
-          <w:tcPr>
-            <w:tcW w:type="dxa" w:w="7560"/>
-            <w:tcMar>
-              <w:top w:type="dxa" w:w="100"/>
-              <w:left w:type="dxa" w:w="40"/>
-              <w:bottom w:type="dxa" w:w="100"/>
-              <w:right w:type="dxa" w:w="40"/>
-            </w:tcMar>
-            <w:vAlign w:val="center"/>
-          </w:tcPr>
-          <w:p>
-            <w:pPr>
-              <w:spacing w:after="50"/>
+          <w:p>
+            <w:pPr>
+              <w:spacing w:after="0"/>
+            </w:pPr>
+            <w:r>
+              <w:rPr>
+                <w:i/>
+                <w:iCs/>
+                <w:color w:val="5F6F80"/>
+                <w:sz w:val="18"/>
+                <w:szCs w:val="18"/>
+              </w:rPr>
+              <w:t xml:space="preserve">A dashed vertical line from the top side straight down to the base, forming a 90° angle — NOT the slanted side</w:t>
+            </w:r>
+          </w:p>
+        </w:tc>
+      </w:tr>
+      <w:tr>
+        <w:trPr>
+          <w:cantSplit/>
+        </w:trPr>
+        <w:tc>
+          <w:tcPr>
+            <w:tcW w:type="dxa" w:w="1800"/>
+            <w:tcMar>
+              <w:top w:type="dxa" w:w="80"/>
+              <w:left w:type="dxa" w:w="100"/>
+              <w:bottom w:type="dxa" w:w="80"/>
+              <w:right w:type="dxa" w:w="100"/>
+            </w:tcMar>
+            <w:vAlign w:val="top"/>
+          </w:tcPr>
+          <w:p>
+            <w:pPr>
+              <w:spacing w:after="30"/>
             </w:pPr>
             <w:r>
               <w:rPr>
                 <w:b/>
                 <w:bCs/>
                 <w:color w:val="12355B"/>
-                <w:sz w:val="24"/>
-                <w:szCs w:val="24"/>
-              </w:rPr>
-              <w:t xml:space="preserve">Height</w:t>
-            </w:r>
+                <w:sz w:val="21"/>
+                <w:szCs w:val="21"/>
+              </w:rPr>
+              <w:t xml:space="preserve">Perpendicular</w:t>
+            </w:r>
+          </w:p>
+          <w:p>
+            <w:pPr>
+              <w:spacing w:after="0"/>
+            </w:pPr>
+            <w:r>
+              <w:rPr>
+                <w:i/>
+                <w:iCs/>
+                <w:color w:val="5F6F80"/>
+                <w:sz w:val="18"/>
+                <w:szCs w:val="18"/>
+              </w:rPr>
+              <w:t xml:space="preserve">Perpendicular</w:t>
+            </w:r>
+          </w:p>
+        </w:tc>
+        <w:tc>
+          <w:tcPr>
+            <w:tcW w:type="dxa" w:w="3160"/>
+            <w:tcMar>
+              <w:top w:type="dxa" w:w="80"/>
+              <w:left w:type="dxa" w:w="100"/>
+              <w:bottom w:type="dxa" w:w="80"/>
+              <w:right w:type="dxa" w:w="100"/>
+            </w:tcMar>
+            <w:vAlign w:val="top"/>
+          </w:tcPr>
+          <w:p>
+            <w:pPr>
+              <w:spacing w:after="0"/>
+            </w:pPr>
+            <w:r>
+              <w:rPr>
+                <w:sz w:val="20"/>
+                <w:szCs w:val="20"/>
+              </w:rPr>
+              <w:t xml:space="preserve">Two lines that meet to make a square corner (90 degrees).</w:t>
+            </w:r>
+          </w:p>
+        </w:tc>
+        <w:tc>
+          <w:tcPr>
+            <w:tcW w:type="dxa" w:w="2200"/>
+            <w:tcMar>
+              <w:top w:type="dxa" w:w="80"/>
+              <w:left w:type="dxa" w:w="100"/>
+              <w:bottom w:type="dxa" w:w="80"/>
+              <w:right w:type="dxa" w:w="100"/>
+            </w:tcMar>
+            <w:vAlign w:val="top"/>
+          </w:tcPr>
+          <w:p>
+            <w:pPr>
+              <w:spacing w:after="40"/>
+            </w:pPr>
             <w:r>
               <w:rPr>
                 <w:i/>
@@ -1148,89 +1584,41 @@
                 <w:sz w:val="19"/>
                 <w:szCs w:val="19"/>
               </w:rPr>
-              <w:t xml:space="preserve">   Altura</w:t>
-            </w:r>
-          </w:p>
+              <w:t xml:space="preserve">Not Perpendicular: write a counter-example that breaks the definition.</w:t>
+            </w:r>
+          </w:p>
+          <w:p>
+            <w:pPr>
+              <w:pBdr>
+                <w:bottom w:val="single" w:color="AFBECC" w:sz="6"/>
+              </w:pBdr>
+              <w:spacing w:after="30" w:before="150"/>
+            </w:pPr>
+            <w:r>
+              <w:t xml:space="preserve"/>
+            </w:r>
+          </w:p>
+        </w:tc>
+        <w:tc>
+          <w:tcPr>
+            <w:tcW w:type="dxa" w:w="2200"/>
+            <w:tcMar>
+              <w:top w:type="dxa" w:w="80"/>
+              <w:left w:type="dxa" w:w="100"/>
+              <w:bottom w:type="dxa" w:w="80"/>
+              <w:right w:type="dxa" w:w="100"/>
+            </w:tcMar>
+            <w:vAlign w:val="top"/>
+          </w:tcPr>
           <w:p>
             <w:pPr>
               <w:spacing w:after="40"/>
-            </w:pPr>
-            <w:r>
-              <w:rPr>
-                <w:sz w:val="21"/>
-                <w:szCs w:val="21"/>
-              </w:rPr>
-              <w:t xml:space="preserve">The straight-up distance from the base to the top.</w:t>
-            </w:r>
-          </w:p>
-          <w:p>
-            <w:pPr>
-              <w:spacing w:after="0"/>
-            </w:pPr>
-            <w:r>
-              <w:rPr>
-                <w:b/>
-                <w:bCs/>
-                <w:color w:val="1FA6A2"/>
-                <w:sz w:val="18"/>
-                <w:szCs w:val="18"/>
-              </w:rPr>
-              <w:t xml:space="preserve">Example:  </w:t>
-            </w:r>
-            <w:r>
-              <w:rPr>
-                <w:i/>
-                <w:iCs/>
-                <w:color w:val="5F6F80"/>
-                <w:sz w:val="18"/>
-                <w:szCs w:val="18"/>
-              </w:rPr>
-              <w:t xml:space="preserve">A dashed vertical line from the top side straight down to the base, forming a 90° angle — NOT the slanted side</w:t>
-            </w:r>
-          </w:p>
-        </w:tc>
-      </w:tr>
-    </w:tbl>
-    <w:tbl>
-      <w:tblPr>
-        <w:tblW w:type="pct" w:w="100%"/>
-        <w:tblBorders>
-          <w:top w:val="none" w:color="FFFFFF" w:sz="0"/>
-          <w:left w:val="none" w:color="FFFFFF" w:sz="0"/>
-          <w:bottom w:val="single" w:color="C7D2DD" w:sz="4"/>
-          <w:right w:val="none" w:color="FFFFFF" w:sz="0"/>
-          <w:insideH w:val="none" w:color="FFFFFF" w:sz="0"/>
-          <w:insideV w:val="none" w:color="FFFFFF" w:sz="0"/>
-        </w:tblBorders>
-      </w:tblPr>
-      <w:tblGrid>
-        <w:gridCol w:w="1800"/>
-        <w:gridCol w:w="7560"/>
-      </w:tblGrid>
-      <w:tr>
-        <w:trPr>
-          <w:cantSplit/>
-        </w:trPr>
-        <w:tc>
-          <w:tcPr>
-            <w:tcW w:type="dxa" w:w="1800"/>
-            <w:tcMar>
-              <w:top w:type="dxa" w:w="100"/>
-              <w:left w:type="dxa" w:w="40"/>
-              <w:bottom w:type="dxa" w:w="100"/>
-              <w:right w:type="dxa" w:w="120"/>
-            </w:tcMar>
-            <w:vAlign w:val="center"/>
-          </w:tcPr>
-          <w:p>
-            <w:pPr>
-              <w:spacing w:after="0"/>
               <w:jc w:val="center"/>
             </w:pPr>
             <w:r>
               <w:drawing>
                 <wp:inline distT="0" distB="0" distL="0" distR="0">
-                  <wp:extent cx="1047750" cy="790575"/>
+                  <wp:extent cx="876300" cy="657225"/>
                   <wp:effectExtent t="0" r="0" b="0" l="0"/>
                   <wp:docPr id="1" name="" descr="" title=""/>
                   <wp:cNvGraphicFramePr>
@@ -1255,7 +1643,7 @@
                         <pic:spPr bwMode="auto">
                           <a:xfrm>
                             <a:off x="0" y="0"/>
-                            <a:ext cx="1047750" cy="790575"/>
+                            <a:ext cx="876300" cy="657225"/>
                           </a:xfrm>
                           <a:prstGeom prst="rect">
                             <a:avLst/>
@@ -1268,32 +1656,108 @@
               </w:drawing>
             </w:r>
           </w:p>
-        </w:tc>
-        <w:tc>
-          <w:tcPr>
-            <w:tcW w:type="dxa" w:w="7560"/>
-            <w:tcMar>
-              <w:top w:type="dxa" w:w="100"/>
-              <w:left w:type="dxa" w:w="40"/>
-              <w:bottom w:type="dxa" w:w="100"/>
-              <w:right w:type="dxa" w:w="40"/>
-            </w:tcMar>
-            <w:vAlign w:val="center"/>
-          </w:tcPr>
-          <w:p>
-            <w:pPr>
-              <w:spacing w:after="50"/>
+          <w:p>
+            <w:pPr>
+              <w:spacing w:after="0"/>
+            </w:pPr>
+            <w:r>
+              <w:rPr>
+                <w:i/>
+                <w:iCs/>
+                <w:color w:val="5F6F80"/>
+                <w:sz w:val="18"/>
+                <w:szCs w:val="18"/>
+              </w:rPr>
+              <w:t xml:space="preserve">The dashed height meets the base at a square corner — the small 90° box is what makes it perpendicular, not slanted.</w:t>
+            </w:r>
+          </w:p>
+        </w:tc>
+      </w:tr>
+      <w:tr>
+        <w:trPr>
+          <w:cantSplit/>
+        </w:trPr>
+        <w:tc>
+          <w:tcPr>
+            <w:tcW w:type="dxa" w:w="1800"/>
+            <w:tcMar>
+              <w:top w:type="dxa" w:w="80"/>
+              <w:left w:type="dxa" w:w="100"/>
+              <w:bottom w:type="dxa" w:w="80"/>
+              <w:right w:type="dxa" w:w="100"/>
+            </w:tcMar>
+            <w:vAlign w:val="top"/>
+          </w:tcPr>
+          <w:p>
+            <w:pPr>
+              <w:spacing w:after="30"/>
             </w:pPr>
             <w:r>
               <w:rPr>
                 <w:b/>
                 <w:bCs/>
                 <w:color w:val="12355B"/>
-                <w:sz w:val="24"/>
-                <w:szCs w:val="24"/>
-              </w:rPr>
-              <w:t xml:space="preserve">Perpendicular</w:t>
-            </w:r>
+                <w:sz w:val="21"/>
+                <w:szCs w:val="21"/>
+              </w:rPr>
+              <w:t xml:space="preserve">Area</w:t>
+            </w:r>
+          </w:p>
+          <w:p>
+            <w:pPr>
+              <w:spacing w:after="0"/>
+            </w:pPr>
+            <w:r>
+              <w:rPr>
+                <w:i/>
+                <w:iCs/>
+                <w:color w:val="5F6F80"/>
+                <w:sz w:val="18"/>
+                <w:szCs w:val="18"/>
+              </w:rPr>
+              <w:t xml:space="preserve">Área</w:t>
+            </w:r>
+          </w:p>
+        </w:tc>
+        <w:tc>
+          <w:tcPr>
+            <w:tcW w:type="dxa" w:w="3160"/>
+            <w:tcMar>
+              <w:top w:type="dxa" w:w="80"/>
+              <w:left w:type="dxa" w:w="100"/>
+              <w:bottom w:type="dxa" w:w="80"/>
+              <w:right w:type="dxa" w:w="100"/>
+            </w:tcMar>
+            <w:vAlign w:val="top"/>
+          </w:tcPr>
+          <w:p>
+            <w:pPr>
+              <w:spacing w:after="0"/>
+            </w:pPr>
+            <w:r>
+              <w:rPr>
+                <w:sz w:val="20"/>
+                <w:szCs w:val="20"/>
+              </w:rPr>
+              <w:t xml:space="preserve">How much space is inside a flat shape.</w:t>
+            </w:r>
+          </w:p>
+        </w:tc>
+        <w:tc>
+          <w:tcPr>
+            <w:tcW w:type="dxa" w:w="2200"/>
+            <w:tcMar>
+              <w:top w:type="dxa" w:w="80"/>
+              <w:left w:type="dxa" w:w="100"/>
+              <w:bottom w:type="dxa" w:w="80"/>
+              <w:right w:type="dxa" w:w="100"/>
+            </w:tcMar>
+            <w:vAlign w:val="top"/>
+          </w:tcPr>
+          <w:p>
+            <w:pPr>
+              <w:spacing w:after="40"/>
+            </w:pPr>
             <w:r>
               <w:rPr>
                 <w:i/>
@@ -1302,89 +1766,41 @@
                 <w:sz w:val="19"/>
                 <w:szCs w:val="19"/>
               </w:rPr>
-              <w:t xml:space="preserve">   Perpendicular</w:t>
-            </w:r>
-          </w:p>
+              <w:t xml:space="preserve">Not Area: write a counter-example that breaks the definition.</w:t>
+            </w:r>
+          </w:p>
+          <w:p>
+            <w:pPr>
+              <w:pBdr>
+                <w:bottom w:val="single" w:color="AFBECC" w:sz="6"/>
+              </w:pBdr>
+              <w:spacing w:after="30" w:before="150"/>
+            </w:pPr>
+            <w:r>
+              <w:t xml:space="preserve"/>
+            </w:r>
+          </w:p>
+        </w:tc>
+        <w:tc>
+          <w:tcPr>
+            <w:tcW w:type="dxa" w:w="2200"/>
+            <w:tcMar>
+              <w:top w:type="dxa" w:w="80"/>
+              <w:left w:type="dxa" w:w="100"/>
+              <w:bottom w:type="dxa" w:w="80"/>
+              <w:right w:type="dxa" w:w="100"/>
+            </w:tcMar>
+            <w:vAlign w:val="top"/>
+          </w:tcPr>
           <w:p>
             <w:pPr>
               <w:spacing w:after="40"/>
-            </w:pPr>
-            <w:r>
-              <w:rPr>
-                <w:sz w:val="21"/>
-                <w:szCs w:val="21"/>
-              </w:rPr>
-              <w:t xml:space="preserve">Two lines that meet to make a square corner (90 degrees).</w:t>
-            </w:r>
-          </w:p>
-          <w:p>
-            <w:pPr>
-              <w:spacing w:after="0"/>
-            </w:pPr>
-            <w:r>
-              <w:rPr>
-                <w:b/>
-                <w:bCs/>
-                <w:color w:val="1FA6A2"/>
-                <w:sz w:val="18"/>
-                <w:szCs w:val="18"/>
-              </w:rPr>
-              <w:t xml:space="preserve">Example:  </w:t>
-            </w:r>
-            <w:r>
-              <w:rPr>
-                <w:i/>
-                <w:iCs/>
-                <w:color w:val="5F6F80"/>
-                <w:sz w:val="18"/>
-                <w:szCs w:val="18"/>
-              </w:rPr>
-              <w:t xml:space="preserve">The dashed height meets the base at a square corner — the small 90° box is what makes it perpendicular, not slanted.</w:t>
-            </w:r>
-          </w:p>
-        </w:tc>
-      </w:tr>
-    </w:tbl>
-    <w:tbl>
-      <w:tblPr>
-        <w:tblW w:type="pct" w:w="100%"/>
-        <w:tblBorders>
-          <w:top w:val="none" w:color="FFFFFF" w:sz="0"/>
-          <w:left w:val="none" w:color="FFFFFF" w:sz="0"/>
-          <w:bottom w:val="single" w:color="C7D2DD" w:sz="4"/>
-          <w:right w:val="none" w:color="FFFFFF" w:sz="0"/>
-          <w:insideH w:val="none" w:color="FFFFFF" w:sz="0"/>
-          <w:insideV w:val="none" w:color="FFFFFF" w:sz="0"/>
-        </w:tblBorders>
-      </w:tblPr>
-      <w:tblGrid>
-        <w:gridCol w:w="1800"/>
-        <w:gridCol w:w="7560"/>
-      </w:tblGrid>
-      <w:tr>
-        <w:trPr>
-          <w:cantSplit/>
-        </w:trPr>
-        <w:tc>
-          <w:tcPr>
-            <w:tcW w:type="dxa" w:w="1800"/>
-            <w:tcMar>
-              <w:top w:type="dxa" w:w="100"/>
-              <w:left w:type="dxa" w:w="40"/>
-              <w:bottom w:type="dxa" w:w="100"/>
-              <w:right w:type="dxa" w:w="120"/>
-            </w:tcMar>
-            <w:vAlign w:val="center"/>
-          </w:tcPr>
-          <w:p>
-            <w:pPr>
-              <w:spacing w:after="0"/>
               <w:jc w:val="center"/>
             </w:pPr>
             <w:r>
               <w:drawing>
                 <wp:inline distT="0" distB="0" distL="0" distR="0">
-                  <wp:extent cx="1047750" cy="790575"/>
+                  <wp:extent cx="876300" cy="657225"/>
                   <wp:effectExtent t="0" r="0" b="0" l="0"/>
                   <wp:docPr id="1" name="" descr="" title=""/>
                   <wp:cNvGraphicFramePr>
@@ -1409,7 +1825,7 @@
                         <pic:spPr bwMode="auto">
                           <a:xfrm>
                             <a:off x="0" y="0"/>
-                            <a:ext cx="1047750" cy="790575"/>
+                            <a:ext cx="876300" cy="657225"/>
                           </a:xfrm>
                           <a:prstGeom prst="rect">
                             <a:avLst/>
@@ -1422,32 +1838,108 @@
               </w:drawing>
             </w:r>
           </w:p>
-        </w:tc>
-        <w:tc>
-          <w:tcPr>
-            <w:tcW w:type="dxa" w:w="7560"/>
-            <w:tcMar>
-              <w:top w:type="dxa" w:w="100"/>
-              <w:left w:type="dxa" w:w="40"/>
-              <w:bottom w:type="dxa" w:w="100"/>
-              <w:right w:type="dxa" w:w="40"/>
-            </w:tcMar>
-            <w:vAlign w:val="center"/>
-          </w:tcPr>
-          <w:p>
-            <w:pPr>
-              <w:spacing w:after="50"/>
+          <w:p>
+            <w:pPr>
+              <w:spacing w:after="0"/>
+            </w:pPr>
+            <w:r>
+              <w:rPr>
+                <w:i/>
+                <w:iCs/>
+                <w:color w:val="5F6F80"/>
+                <w:sz w:val="18"/>
+                <w:szCs w:val="18"/>
+              </w:rPr>
+              <w:t xml:space="preserve">A 3 cm × 4 cm rectangle covers 12 square centimeters — imagine 12 tiny 1×1 squares inside it</w:t>
+            </w:r>
+          </w:p>
+        </w:tc>
+      </w:tr>
+      <w:tr>
+        <w:trPr>
+          <w:cantSplit/>
+        </w:trPr>
+        <w:tc>
+          <w:tcPr>
+            <w:tcW w:type="dxa" w:w="1800"/>
+            <w:tcMar>
+              <w:top w:type="dxa" w:w="80"/>
+              <w:left w:type="dxa" w:w="100"/>
+              <w:bottom w:type="dxa" w:w="80"/>
+              <w:right w:type="dxa" w:w="100"/>
+            </w:tcMar>
+            <w:vAlign w:val="top"/>
+          </w:tcPr>
+          <w:p>
+            <w:pPr>
+              <w:spacing w:after="30"/>
             </w:pPr>
             <w:r>
               <w:rPr>
                 <w:b/>
                 <w:bCs/>
                 <w:color w:val="12355B"/>
-                <w:sz w:val="24"/>
-                <w:szCs w:val="24"/>
-              </w:rPr>
-              <w:t xml:space="preserve">Area</w:t>
-            </w:r>
+                <w:sz w:val="21"/>
+                <w:szCs w:val="21"/>
+              </w:rPr>
+              <w:t xml:space="preserve">Composite figure</w:t>
+            </w:r>
+          </w:p>
+          <w:p>
+            <w:pPr>
+              <w:spacing w:after="0"/>
+            </w:pPr>
+            <w:r>
+              <w:rPr>
+                <w:i/>
+                <w:iCs/>
+                <w:color w:val="5F6F80"/>
+                <w:sz w:val="18"/>
+                <w:szCs w:val="18"/>
+              </w:rPr>
+              <w:t xml:space="preserve">Figura compuesta</w:t>
+            </w:r>
+          </w:p>
+        </w:tc>
+        <w:tc>
+          <w:tcPr>
+            <w:tcW w:type="dxa" w:w="3160"/>
+            <w:tcMar>
+              <w:top w:type="dxa" w:w="80"/>
+              <w:left w:type="dxa" w:w="100"/>
+              <w:bottom w:type="dxa" w:w="80"/>
+              <w:right w:type="dxa" w:w="100"/>
+            </w:tcMar>
+            <w:vAlign w:val="top"/>
+          </w:tcPr>
+          <w:p>
+            <w:pPr>
+              <w:spacing w:after="0"/>
+            </w:pPr>
+            <w:r>
+              <w:rPr>
+                <w:sz w:val="20"/>
+                <w:szCs w:val="20"/>
+              </w:rPr>
+              <w:t xml:space="preserve">A shape made by putting two or more simple shapes together.</w:t>
+            </w:r>
+          </w:p>
+        </w:tc>
+        <w:tc>
+          <w:tcPr>
+            <w:tcW w:type="dxa" w:w="2200"/>
+            <w:tcMar>
+              <w:top w:type="dxa" w:w="80"/>
+              <w:left w:type="dxa" w:w="100"/>
+              <w:bottom w:type="dxa" w:w="80"/>
+              <w:right w:type="dxa" w:w="100"/>
+            </w:tcMar>
+            <w:vAlign w:val="top"/>
+          </w:tcPr>
+          <w:p>
+            <w:pPr>
+              <w:spacing w:after="40"/>
+            </w:pPr>
             <w:r>
               <w:rPr>
                 <w:i/>
@@ -1456,89 +1948,41 @@
                 <w:sz w:val="19"/>
                 <w:szCs w:val="19"/>
               </w:rPr>
-              <w:t xml:space="preserve">   Área</w:t>
-            </w:r>
-          </w:p>
+              <w:t xml:space="preserve">Not Composite figure: write a counter-example that breaks the definition.</w:t>
+            </w:r>
+          </w:p>
+          <w:p>
+            <w:pPr>
+              <w:pBdr>
+                <w:bottom w:val="single" w:color="AFBECC" w:sz="6"/>
+              </w:pBdr>
+              <w:spacing w:after="30" w:before="150"/>
+            </w:pPr>
+            <w:r>
+              <w:t xml:space="preserve"/>
+            </w:r>
+          </w:p>
+        </w:tc>
+        <w:tc>
+          <w:tcPr>
+            <w:tcW w:type="dxa" w:w="2200"/>
+            <w:tcMar>
+              <w:top w:type="dxa" w:w="80"/>
+              <w:left w:type="dxa" w:w="100"/>
+              <w:bottom w:type="dxa" w:w="80"/>
+              <w:right w:type="dxa" w:w="100"/>
+            </w:tcMar>
+            <w:vAlign w:val="top"/>
+          </w:tcPr>
           <w:p>
             <w:pPr>
               <w:spacing w:after="40"/>
-            </w:pPr>
-            <w:r>
-              <w:rPr>
-                <w:sz w:val="21"/>
-                <w:szCs w:val="21"/>
-              </w:rPr>
-              <w:t xml:space="preserve">How much space is inside a flat shape.</w:t>
-            </w:r>
-          </w:p>
-          <w:p>
-            <w:pPr>
-              <w:spacing w:after="0"/>
-            </w:pPr>
-            <w:r>
-              <w:rPr>
-                <w:b/>
-                <w:bCs/>
-                <w:color w:val="1FA6A2"/>
-                <w:sz w:val="18"/>
-                <w:szCs w:val="18"/>
-              </w:rPr>
-              <w:t xml:space="preserve">Example:  </w:t>
-            </w:r>
-            <w:r>
-              <w:rPr>
-                <w:i/>
-                <w:iCs/>
-                <w:color w:val="5F6F80"/>
-                <w:sz w:val="18"/>
-                <w:szCs w:val="18"/>
-              </w:rPr>
-              <w:t xml:space="preserve">A 3 cm × 4 cm rectangle covers 12 square centimeters — imagine 12 tiny 1×1 squares inside it</w:t>
-            </w:r>
-          </w:p>
-        </w:tc>
-      </w:tr>
-    </w:tbl>
-    <w:tbl>
-      <w:tblPr>
-        <w:tblW w:type="pct" w:w="100%"/>
-        <w:tblBorders>
-          <w:top w:val="none" w:color="FFFFFF" w:sz="0"/>
-          <w:left w:val="none" w:color="FFFFFF" w:sz="0"/>
-          <w:bottom w:val="single" w:color="C7D2DD" w:sz="4"/>
-          <w:right w:val="none" w:color="FFFFFF" w:sz="0"/>
-          <w:insideH w:val="none" w:color="FFFFFF" w:sz="0"/>
-          <w:insideV w:val="none" w:color="FFFFFF" w:sz="0"/>
-        </w:tblBorders>
-      </w:tblPr>
-      <w:tblGrid>
-        <w:gridCol w:w="1800"/>
-        <w:gridCol w:w="7560"/>
-      </w:tblGrid>
-      <w:tr>
-        <w:trPr>
-          <w:cantSplit/>
-        </w:trPr>
-        <w:tc>
-          <w:tcPr>
-            <w:tcW w:type="dxa" w:w="1800"/>
-            <w:tcMar>
-              <w:top w:type="dxa" w:w="100"/>
-              <w:left w:type="dxa" w:w="40"/>
-              <w:bottom w:type="dxa" w:w="100"/>
-              <w:right w:type="dxa" w:w="120"/>
-            </w:tcMar>
-            <w:vAlign w:val="center"/>
-          </w:tcPr>
-          <w:p>
-            <w:pPr>
-              <w:spacing w:after="0"/>
               <w:jc w:val="center"/>
             </w:pPr>
             <w:r>
               <w:drawing>
                 <wp:inline distT="0" distB="0" distL="0" distR="0">
-                  <wp:extent cx="1047750" cy="790575"/>
+                  <wp:extent cx="876300" cy="657225"/>
                   <wp:effectExtent t="0" r="0" b="0" l="0"/>
                   <wp:docPr id="1" name="" descr="" title=""/>
                   <wp:cNvGraphicFramePr>
@@ -1563,7 +2007,7 @@
                         <pic:spPr bwMode="auto">
                           <a:xfrm>
                             <a:off x="0" y="0"/>
-                            <a:ext cx="1047750" cy="790575"/>
+                            <a:ext cx="876300" cy="657225"/>
                           </a:xfrm>
                           <a:prstGeom prst="rect">
                             <a:avLst/>
@@ -1576,32 +2020,108 @@
               </w:drawing>
             </w:r>
           </w:p>
-        </w:tc>
-        <w:tc>
-          <w:tcPr>
-            <w:tcW w:type="dxa" w:w="7560"/>
-            <w:tcMar>
-              <w:top w:type="dxa" w:w="100"/>
-              <w:left w:type="dxa" w:w="40"/>
-              <w:bottom w:type="dxa" w:w="100"/>
-              <w:right w:type="dxa" w:w="40"/>
-            </w:tcMar>
-            <w:vAlign w:val="center"/>
-          </w:tcPr>
-          <w:p>
-            <w:pPr>
-              <w:spacing w:after="50"/>
+          <w:p>
+            <w:pPr>
+              <w:spacing w:after="0"/>
+            </w:pPr>
+            <w:r>
+              <w:rPr>
+                <w:i/>
+                <w:iCs/>
+                <w:color w:val="5F6F80"/>
+                <w:sz w:val="18"/>
+                <w:szCs w:val="18"/>
+              </w:rPr>
+              <w:t xml:space="preserve">An L-shaped room = a 10×8 rectangle joined to a 4×5 rectangle; total area = 80 + 20 = 100 sq ft</w:t>
+            </w:r>
+          </w:p>
+        </w:tc>
+      </w:tr>
+      <w:tr>
+        <w:trPr>
+          <w:cantSplit/>
+        </w:trPr>
+        <w:tc>
+          <w:tcPr>
+            <w:tcW w:type="dxa" w:w="1800"/>
+            <w:tcMar>
+              <w:top w:type="dxa" w:w="80"/>
+              <w:left w:type="dxa" w:w="100"/>
+              <w:bottom w:type="dxa" w:w="80"/>
+              <w:right w:type="dxa" w:w="100"/>
+            </w:tcMar>
+            <w:vAlign w:val="top"/>
+          </w:tcPr>
+          <w:p>
+            <w:pPr>
+              <w:spacing w:after="30"/>
             </w:pPr>
             <w:r>
               <w:rPr>
                 <w:b/>
                 <w:bCs/>
                 <w:color w:val="12355B"/>
-                <w:sz w:val="24"/>
-                <w:szCs w:val="24"/>
-              </w:rPr>
-              <w:t xml:space="preserve">Composite figure</w:t>
-            </w:r>
+                <w:sz w:val="21"/>
+                <w:szCs w:val="21"/>
+              </w:rPr>
+              <w:t xml:space="preserve">Formula</w:t>
+            </w:r>
+          </w:p>
+          <w:p>
+            <w:pPr>
+              <w:spacing w:after="0"/>
+            </w:pPr>
+            <w:r>
+              <w:rPr>
+                <w:i/>
+                <w:iCs/>
+                <w:color w:val="5F6F80"/>
+                <w:sz w:val="18"/>
+                <w:szCs w:val="18"/>
+              </w:rPr>
+              <w:t xml:space="preserve">Fórmula</w:t>
+            </w:r>
+          </w:p>
+        </w:tc>
+        <w:tc>
+          <w:tcPr>
+            <w:tcW w:type="dxa" w:w="3160"/>
+            <w:tcMar>
+              <w:top w:type="dxa" w:w="80"/>
+              <w:left w:type="dxa" w:w="100"/>
+              <w:bottom w:type="dxa" w:w="80"/>
+              <w:right w:type="dxa" w:w="100"/>
+            </w:tcMar>
+            <w:vAlign w:val="top"/>
+          </w:tcPr>
+          <w:p>
+            <w:pPr>
+              <w:spacing w:after="0"/>
+            </w:pPr>
+            <w:r>
+              <w:rPr>
+                <w:sz w:val="20"/>
+                <w:szCs w:val="20"/>
+              </w:rPr>
+              <w:t xml:space="preserve">A math rule written with symbols.</w:t>
+            </w:r>
+          </w:p>
+        </w:tc>
+        <w:tc>
+          <w:tcPr>
+            <w:tcW w:type="dxa" w:w="2200"/>
+            <w:tcMar>
+              <w:top w:type="dxa" w:w="80"/>
+              <w:left w:type="dxa" w:w="100"/>
+              <w:bottom w:type="dxa" w:w="80"/>
+              <w:right w:type="dxa" w:w="100"/>
+            </w:tcMar>
+            <w:vAlign w:val="top"/>
+          </w:tcPr>
+          <w:p>
+            <w:pPr>
+              <w:spacing w:after="40"/>
+            </w:pPr>
             <w:r>
               <w:rPr>
                 <w:i/>
@@ -1610,89 +2130,41 @@
                 <w:sz w:val="19"/>
                 <w:szCs w:val="19"/>
               </w:rPr>
-              <w:t xml:space="preserve">   Figura compuesta</w:t>
-            </w:r>
-          </w:p>
+              <w:t xml:space="preserve">Not Formula: write a counter-example that breaks the definition.</w:t>
+            </w:r>
+          </w:p>
+          <w:p>
+            <w:pPr>
+              <w:pBdr>
+                <w:bottom w:val="single" w:color="AFBECC" w:sz="6"/>
+              </w:pBdr>
+              <w:spacing w:after="30" w:before="150"/>
+            </w:pPr>
+            <w:r>
+              <w:t xml:space="preserve"/>
+            </w:r>
+          </w:p>
+        </w:tc>
+        <w:tc>
+          <w:tcPr>
+            <w:tcW w:type="dxa" w:w="2200"/>
+            <w:tcMar>
+              <w:top w:type="dxa" w:w="80"/>
+              <w:left w:type="dxa" w:w="100"/>
+              <w:bottom w:type="dxa" w:w="80"/>
+              <w:right w:type="dxa" w:w="100"/>
+            </w:tcMar>
+            <w:vAlign w:val="top"/>
+          </w:tcPr>
           <w:p>
             <w:pPr>
               <w:spacing w:after="40"/>
-            </w:pPr>
-            <w:r>
-              <w:rPr>
-                <w:sz w:val="21"/>
-                <w:szCs w:val="21"/>
-              </w:rPr>
-              <w:t xml:space="preserve">A shape made by putting two or more simple shapes together.</w:t>
-            </w:r>
-          </w:p>
-          <w:p>
-            <w:pPr>
-              <w:spacing w:after="0"/>
-            </w:pPr>
-            <w:r>
-              <w:rPr>
-                <w:b/>
-                <w:bCs/>
-                <w:color w:val="1FA6A2"/>
-                <w:sz w:val="18"/>
-                <w:szCs w:val="18"/>
-              </w:rPr>
-              <w:t xml:space="preserve">Example:  </w:t>
-            </w:r>
-            <w:r>
-              <w:rPr>
-                <w:i/>
-                <w:iCs/>
-                <w:color w:val="5F6F80"/>
-                <w:sz w:val="18"/>
-                <w:szCs w:val="18"/>
-              </w:rPr>
-              <w:t xml:space="preserve">An L-shaped room = a 10×8 rectangle joined to a 4×5 rectangle; total area = 80 + 20 = 100 sq ft</w:t>
-            </w:r>
-          </w:p>
-        </w:tc>
-      </w:tr>
-    </w:tbl>
-    <w:tbl>
-      <w:tblPr>
-        <w:tblW w:type="pct" w:w="100%"/>
-        <w:tblBorders>
-          <w:top w:val="none" w:color="FFFFFF" w:sz="0"/>
-          <w:left w:val="none" w:color="FFFFFF" w:sz="0"/>
-          <w:bottom w:val="single" w:color="C7D2DD" w:sz="4"/>
-          <w:right w:val="none" w:color="FFFFFF" w:sz="0"/>
-          <w:insideH w:val="none" w:color="FFFFFF" w:sz="0"/>
-          <w:insideV w:val="none" w:color="FFFFFF" w:sz="0"/>
-        </w:tblBorders>
-      </w:tblPr>
-      <w:tblGrid>
-        <w:gridCol w:w="1800"/>
-        <w:gridCol w:w="7560"/>
-      </w:tblGrid>
-      <w:tr>
-        <w:trPr>
-          <w:cantSplit/>
-        </w:trPr>
-        <w:tc>
-          <w:tcPr>
-            <w:tcW w:type="dxa" w:w="1800"/>
-            <w:tcMar>
-              <w:top w:type="dxa" w:w="100"/>
-              <w:left w:type="dxa" w:w="40"/>
-              <w:bottom w:type="dxa" w:w="100"/>
-              <w:right w:type="dxa" w:w="120"/>
-            </w:tcMar>
-            <w:vAlign w:val="center"/>
-          </w:tcPr>
-          <w:p>
-            <w:pPr>
-              <w:spacing w:after="0"/>
               <w:jc w:val="center"/>
             </w:pPr>
             <w:r>
               <w:drawing>
                 <wp:inline distT="0" distB="0" distL="0" distR="0">
-                  <wp:extent cx="1047750" cy="790575"/>
+                  <wp:extent cx="876300" cy="657225"/>
                   <wp:effectExtent t="0" r="0" b="0" l="0"/>
                   <wp:docPr id="1" name="" descr="" title=""/>
                   <wp:cNvGraphicFramePr>
@@ -1717,7 +2189,7 @@
                         <pic:spPr bwMode="auto">
                           <a:xfrm>
                             <a:off x="0" y="0"/>
-                            <a:ext cx="1047750" cy="790575"/>
+                            <a:ext cx="876300" cy="657225"/>
                           </a:xfrm>
                           <a:prstGeom prst="rect">
                             <a:avLst/>
@@ -1730,32 +2202,108 @@
               </w:drawing>
             </w:r>
           </w:p>
-        </w:tc>
-        <w:tc>
-          <w:tcPr>
-            <w:tcW w:type="dxa" w:w="7560"/>
-            <w:tcMar>
-              <w:top w:type="dxa" w:w="100"/>
-              <w:left w:type="dxa" w:w="40"/>
-              <w:bottom w:type="dxa" w:w="100"/>
-              <w:right w:type="dxa" w:w="40"/>
-            </w:tcMar>
-            <w:vAlign w:val="center"/>
-          </w:tcPr>
-          <w:p>
-            <w:pPr>
-              <w:spacing w:after="50"/>
+          <w:p>
+            <w:pPr>
+              <w:spacing w:after="0"/>
+            </w:pPr>
+            <w:r>
+              <w:rPr>
+                <w:i/>
+                <w:iCs/>
+                <w:color w:val="5F6F80"/>
+                <w:sz w:val="18"/>
+                <w:szCs w:val="18"/>
+              </w:rPr>
+              <w:t xml:space="preserve">A = b × h means Area equals base times height; for a parallelogram with b = 6 and h = 4, A = 24</w:t>
+            </w:r>
+          </w:p>
+        </w:tc>
+      </w:tr>
+      <w:tr>
+        <w:trPr>
+          <w:cantSplit/>
+        </w:trPr>
+        <w:tc>
+          <w:tcPr>
+            <w:tcW w:type="dxa" w:w="1800"/>
+            <w:tcMar>
+              <w:top w:type="dxa" w:w="80"/>
+              <w:left w:type="dxa" w:w="100"/>
+              <w:bottom w:type="dxa" w:w="80"/>
+              <w:right w:type="dxa" w:w="100"/>
+            </w:tcMar>
+            <w:vAlign w:val="top"/>
+          </w:tcPr>
+          <w:p>
+            <w:pPr>
+              <w:spacing w:after="30"/>
             </w:pPr>
             <w:r>
               <w:rPr>
                 <w:b/>
                 <w:bCs/>
                 <w:color w:val="12355B"/>
-                <w:sz w:val="24"/>
-                <w:szCs w:val="24"/>
-              </w:rPr>
-              <w:t xml:space="preserve">Formula</w:t>
-            </w:r>
+                <w:sz w:val="21"/>
+                <w:szCs w:val="21"/>
+              </w:rPr>
+              <w:t xml:space="preserve">Rhombus</w:t>
+            </w:r>
+          </w:p>
+          <w:p>
+            <w:pPr>
+              <w:spacing w:after="0"/>
+            </w:pPr>
+            <w:r>
+              <w:rPr>
+                <w:i/>
+                <w:iCs/>
+                <w:color w:val="5F6F80"/>
+                <w:sz w:val="18"/>
+                <w:szCs w:val="18"/>
+              </w:rPr>
+              <w:t xml:space="preserve">Rombo</w:t>
+            </w:r>
+          </w:p>
+        </w:tc>
+        <w:tc>
+          <w:tcPr>
+            <w:tcW w:type="dxa" w:w="3160"/>
+            <w:tcMar>
+              <w:top w:type="dxa" w:w="80"/>
+              <w:left w:type="dxa" w:w="100"/>
+              <w:bottom w:type="dxa" w:w="80"/>
+              <w:right w:type="dxa" w:w="100"/>
+            </w:tcMar>
+            <w:vAlign w:val="top"/>
+          </w:tcPr>
+          <w:p>
+            <w:pPr>
+              <w:spacing w:after="0"/>
+            </w:pPr>
+            <w:r>
+              <w:rPr>
+                <w:sz w:val="20"/>
+                <w:szCs w:val="20"/>
+              </w:rPr>
+              <w:t xml:space="preserve">A parallelogram with four sides of the same length.</w:t>
+            </w:r>
+          </w:p>
+        </w:tc>
+        <w:tc>
+          <w:tcPr>
+            <w:tcW w:type="dxa" w:w="2200"/>
+            <w:tcMar>
+              <w:top w:type="dxa" w:w="80"/>
+              <w:left w:type="dxa" w:w="100"/>
+              <w:bottom w:type="dxa" w:w="80"/>
+              <w:right w:type="dxa" w:w="100"/>
+            </w:tcMar>
+            <w:vAlign w:val="top"/>
+          </w:tcPr>
+          <w:p>
+            <w:pPr>
+              <w:spacing w:after="40"/>
+            </w:pPr>
             <w:r>
               <w:rPr>
                 <w:i/>
@@ -1764,89 +2312,41 @@
                 <w:sz w:val="19"/>
                 <w:szCs w:val="19"/>
               </w:rPr>
-              <w:t xml:space="preserve">   Fórmula</w:t>
-            </w:r>
-          </w:p>
+              <w:t xml:space="preserve">Not Rhombus: write a counter-example that breaks the definition.</w:t>
+            </w:r>
+          </w:p>
+          <w:p>
+            <w:pPr>
+              <w:pBdr>
+                <w:bottom w:val="single" w:color="AFBECC" w:sz="6"/>
+              </w:pBdr>
+              <w:spacing w:after="30" w:before="150"/>
+            </w:pPr>
+            <w:r>
+              <w:t xml:space="preserve"/>
+            </w:r>
+          </w:p>
+        </w:tc>
+        <w:tc>
+          <w:tcPr>
+            <w:tcW w:type="dxa" w:w="2200"/>
+            <w:tcMar>
+              <w:top w:type="dxa" w:w="80"/>
+              <w:left w:type="dxa" w:w="100"/>
+              <w:bottom w:type="dxa" w:w="80"/>
+              <w:right w:type="dxa" w:w="100"/>
+            </w:tcMar>
+            <w:vAlign w:val="top"/>
+          </w:tcPr>
           <w:p>
             <w:pPr>
               <w:spacing w:after="40"/>
-            </w:pPr>
-            <w:r>
-              <w:rPr>
-                <w:sz w:val="21"/>
-                <w:szCs w:val="21"/>
-              </w:rPr>
-              <w:t xml:space="preserve">A math rule written with symbols.</w:t>
-            </w:r>
-          </w:p>
-          <w:p>
-            <w:pPr>
-              <w:spacing w:after="0"/>
-            </w:pPr>
-            <w:r>
-              <w:rPr>
-                <w:b/>
-                <w:bCs/>
-                <w:color w:val="1FA6A2"/>
-                <w:sz w:val="18"/>
-                <w:szCs w:val="18"/>
-              </w:rPr>
-              <w:t xml:space="preserve">Example:  </w:t>
-            </w:r>
-            <w:r>
-              <w:rPr>
-                <w:i/>
-                <w:iCs/>
-                <w:color w:val="5F6F80"/>
-                <w:sz w:val="18"/>
-                <w:szCs w:val="18"/>
-              </w:rPr>
-              <w:t xml:space="preserve">A = b × h means Area equals base times height; for a parallelogram with b = 6 and h = 4, A = 24</w:t>
-            </w:r>
-          </w:p>
-        </w:tc>
-      </w:tr>
-    </w:tbl>
-    <w:tbl>
-      <w:tblPr>
-        <w:tblW w:type="pct" w:w="100%"/>
-        <w:tblBorders>
-          <w:top w:val="none" w:color="FFFFFF" w:sz="0"/>
-          <w:left w:val="none" w:color="FFFFFF" w:sz="0"/>
-          <w:bottom w:val="single" w:color="C7D2DD" w:sz="4"/>
-          <w:right w:val="none" w:color="FFFFFF" w:sz="0"/>
-          <w:insideH w:val="none" w:color="FFFFFF" w:sz="0"/>
-          <w:insideV w:val="none" w:color="FFFFFF" w:sz="0"/>
-        </w:tblBorders>
-      </w:tblPr>
-      <w:tblGrid>
-        <w:gridCol w:w="1800"/>
-        <w:gridCol w:w="7560"/>
-      </w:tblGrid>
-      <w:tr>
-        <w:trPr>
-          <w:cantSplit/>
-        </w:trPr>
-        <w:tc>
-          <w:tcPr>
-            <w:tcW w:type="dxa" w:w="1800"/>
-            <w:tcMar>
-              <w:top w:type="dxa" w:w="100"/>
-              <w:left w:type="dxa" w:w="40"/>
-              <w:bottom w:type="dxa" w:w="100"/>
-              <w:right w:type="dxa" w:w="120"/>
-            </w:tcMar>
-            <w:vAlign w:val="center"/>
-          </w:tcPr>
-          <w:p>
-            <w:pPr>
-              <w:spacing w:after="0"/>
               <w:jc w:val="center"/>
             </w:pPr>
             <w:r>
               <w:drawing>
                 <wp:inline distT="0" distB="0" distL="0" distR="0">
-                  <wp:extent cx="1047750" cy="790575"/>
+                  <wp:extent cx="876300" cy="657225"/>
                   <wp:effectExtent t="0" r="0" b="0" l="0"/>
                   <wp:docPr id="1" name="" descr="" title=""/>
                   <wp:cNvGraphicFramePr>
@@ -1871,7 +2371,7 @@
                         <pic:spPr bwMode="auto">
                           <a:xfrm>
                             <a:off x="0" y="0"/>
-                            <a:ext cx="1047750" cy="790575"/>
+                            <a:ext cx="876300" cy="657225"/>
                           </a:xfrm>
                           <a:prstGeom prst="rect">
                             <a:avLst/>
@@ -1884,32 +2384,108 @@
               </w:drawing>
             </w:r>
           </w:p>
-        </w:tc>
-        <w:tc>
-          <w:tcPr>
-            <w:tcW w:type="dxa" w:w="7560"/>
-            <w:tcMar>
-              <w:top w:type="dxa" w:w="100"/>
-              <w:left w:type="dxa" w:w="40"/>
-              <w:bottom w:type="dxa" w:w="100"/>
-              <w:right w:type="dxa" w:w="40"/>
-            </w:tcMar>
-            <w:vAlign w:val="center"/>
-          </w:tcPr>
-          <w:p>
-            <w:pPr>
-              <w:spacing w:after="50"/>
+          <w:p>
+            <w:pPr>
+              <w:spacing w:after="0"/>
+            </w:pPr>
+            <w:r>
+              <w:rPr>
+                <w:i/>
+                <w:iCs/>
+                <w:color w:val="5F6F80"/>
+                <w:sz w:val="18"/>
+                <w:szCs w:val="18"/>
+              </w:rPr>
+              <w:t xml:space="preserve">All 4 sides equal, with two diagonals that cross at right angles.</w:t>
+            </w:r>
+          </w:p>
+        </w:tc>
+      </w:tr>
+      <w:tr>
+        <w:trPr>
+          <w:cantSplit/>
+        </w:trPr>
+        <w:tc>
+          <w:tcPr>
+            <w:tcW w:type="dxa" w:w="1800"/>
+            <w:tcMar>
+              <w:top w:type="dxa" w:w="80"/>
+              <w:left w:type="dxa" w:w="100"/>
+              <w:bottom w:type="dxa" w:w="80"/>
+              <w:right w:type="dxa" w:w="100"/>
+            </w:tcMar>
+            <w:vAlign w:val="top"/>
+          </w:tcPr>
+          <w:p>
+            <w:pPr>
+              <w:spacing w:after="30"/>
             </w:pPr>
             <w:r>
               <w:rPr>
                 <w:b/>
                 <w:bCs/>
                 <w:color w:val="12355B"/>
-                <w:sz w:val="24"/>
-                <w:szCs w:val="24"/>
-              </w:rPr>
-              <w:t xml:space="preserve">Rhombus</w:t>
-            </w:r>
+                <w:sz w:val="21"/>
+                <w:szCs w:val="21"/>
+              </w:rPr>
+              <w:t xml:space="preserve">Diagonal</w:t>
+            </w:r>
+          </w:p>
+          <w:p>
+            <w:pPr>
+              <w:spacing w:after="0"/>
+            </w:pPr>
+            <w:r>
+              <w:rPr>
+                <w:i/>
+                <w:iCs/>
+                <w:color w:val="5F6F80"/>
+                <w:sz w:val="18"/>
+                <w:szCs w:val="18"/>
+              </w:rPr>
+              <w:t xml:space="preserve">Diagonal</w:t>
+            </w:r>
+          </w:p>
+        </w:tc>
+        <w:tc>
+          <w:tcPr>
+            <w:tcW w:type="dxa" w:w="3160"/>
+            <w:tcMar>
+              <w:top w:type="dxa" w:w="80"/>
+              <w:left w:type="dxa" w:w="100"/>
+              <w:bottom w:type="dxa" w:w="80"/>
+              <w:right w:type="dxa" w:w="100"/>
+            </w:tcMar>
+            <w:vAlign w:val="top"/>
+          </w:tcPr>
+          <w:p>
+            <w:pPr>
+              <w:spacing w:after="0"/>
+            </w:pPr>
+            <w:r>
+              <w:rPr>
+                <w:sz w:val="20"/>
+                <w:szCs w:val="20"/>
+              </w:rPr>
+              <w:t xml:space="preserve">A segment that joins two corners that are not next to each other.</w:t>
+            </w:r>
+          </w:p>
+        </w:tc>
+        <w:tc>
+          <w:tcPr>
+            <w:tcW w:type="dxa" w:w="2200"/>
+            <w:tcMar>
+              <w:top w:type="dxa" w:w="80"/>
+              <w:left w:type="dxa" w:w="100"/>
+              <w:bottom w:type="dxa" w:w="80"/>
+              <w:right w:type="dxa" w:w="100"/>
+            </w:tcMar>
+            <w:vAlign w:val="top"/>
+          </w:tcPr>
+          <w:p>
+            <w:pPr>
+              <w:spacing w:after="40"/>
+            </w:pPr>
             <w:r>
               <w:rPr>
                 <w:i/>
@@ -1918,89 +2494,41 @@
                 <w:sz w:val="19"/>
                 <w:szCs w:val="19"/>
               </w:rPr>
-              <w:t xml:space="preserve">   Rombo</w:t>
-            </w:r>
-          </w:p>
+              <w:t xml:space="preserve">Not Diagonal: write a counter-example that breaks the definition.</w:t>
+            </w:r>
+          </w:p>
+          <w:p>
+            <w:pPr>
+              <w:pBdr>
+                <w:bottom w:val="single" w:color="AFBECC" w:sz="6"/>
+              </w:pBdr>
+              <w:spacing w:after="30" w:before="150"/>
+            </w:pPr>
+            <w:r>
+              <w:t xml:space="preserve"/>
+            </w:r>
+          </w:p>
+        </w:tc>
+        <w:tc>
+          <w:tcPr>
+            <w:tcW w:type="dxa" w:w="2200"/>
+            <w:tcMar>
+              <w:top w:type="dxa" w:w="80"/>
+              <w:left w:type="dxa" w:w="100"/>
+              <w:bottom w:type="dxa" w:w="80"/>
+              <w:right w:type="dxa" w:w="100"/>
+            </w:tcMar>
+            <w:vAlign w:val="top"/>
+          </w:tcPr>
           <w:p>
             <w:pPr>
               <w:spacing w:after="40"/>
-            </w:pPr>
-            <w:r>
-              <w:rPr>
-                <w:sz w:val="21"/>
-                <w:szCs w:val="21"/>
-              </w:rPr>
-              <w:t xml:space="preserve">A parallelogram with four sides of the same length.</w:t>
-            </w:r>
-          </w:p>
-          <w:p>
-            <w:pPr>
-              <w:spacing w:after="0"/>
-            </w:pPr>
-            <w:r>
-              <w:rPr>
-                <w:b/>
-                <w:bCs/>
-                <w:color w:val="1FA6A2"/>
-                <w:sz w:val="18"/>
-                <w:szCs w:val="18"/>
-              </w:rPr>
-              <w:t xml:space="preserve">Example:  </w:t>
-            </w:r>
-            <w:r>
-              <w:rPr>
-                <w:i/>
-                <w:iCs/>
-                <w:color w:val="5F6F80"/>
-                <w:sz w:val="18"/>
-                <w:szCs w:val="18"/>
-              </w:rPr>
-              <w:t xml:space="preserve">All 4 sides equal, with two diagonals that cross at right angles.</w:t>
-            </w:r>
-          </w:p>
-        </w:tc>
-      </w:tr>
-    </w:tbl>
-    <w:tbl>
-      <w:tblPr>
-        <w:tblW w:type="pct" w:w="100%"/>
-        <w:tblBorders>
-          <w:top w:val="none" w:color="FFFFFF" w:sz="0"/>
-          <w:left w:val="none" w:color="FFFFFF" w:sz="0"/>
-          <w:bottom w:val="single" w:color="C7D2DD" w:sz="4"/>
-          <w:right w:val="none" w:color="FFFFFF" w:sz="0"/>
-          <w:insideH w:val="none" w:color="FFFFFF" w:sz="0"/>
-          <w:insideV w:val="none" w:color="FFFFFF" w:sz="0"/>
-        </w:tblBorders>
-      </w:tblPr>
-      <w:tblGrid>
-        <w:gridCol w:w="1800"/>
-        <w:gridCol w:w="7560"/>
-      </w:tblGrid>
-      <w:tr>
-        <w:trPr>
-          <w:cantSplit/>
-        </w:trPr>
-        <w:tc>
-          <w:tcPr>
-            <w:tcW w:type="dxa" w:w="1800"/>
-            <w:tcMar>
-              <w:top w:type="dxa" w:w="100"/>
-              <w:left w:type="dxa" w:w="40"/>
-              <w:bottom w:type="dxa" w:w="100"/>
-              <w:right w:type="dxa" w:w="120"/>
-            </w:tcMar>
-            <w:vAlign w:val="center"/>
-          </w:tcPr>
-          <w:p>
-            <w:pPr>
-              <w:spacing w:after="0"/>
               <w:jc w:val="center"/>
             </w:pPr>
             <w:r>
               <w:drawing>
                 <wp:inline distT="0" distB="0" distL="0" distR="0">
-                  <wp:extent cx="1047750" cy="790575"/>
+                  <wp:extent cx="876300" cy="657225"/>
                   <wp:effectExtent t="0" r="0" b="0" l="0"/>
                   <wp:docPr id="1" name="" descr="" title=""/>
                   <wp:cNvGraphicFramePr>
@@ -2025,7 +2553,7 @@
                         <pic:spPr bwMode="auto">
                           <a:xfrm>
                             <a:off x="0" y="0"/>
-                            <a:ext cx="1047750" cy="790575"/>
+                            <a:ext cx="876300" cy="657225"/>
                           </a:xfrm>
                           <a:prstGeom prst="rect">
                             <a:avLst/>
@@ -2038,69 +2566,10 @@
               </w:drawing>
             </w:r>
           </w:p>
-        </w:tc>
-        <w:tc>
-          <w:tcPr>
-            <w:tcW w:type="dxa" w:w="7560"/>
-            <w:tcMar>
-              <w:top w:type="dxa" w:w="100"/>
-              <w:left w:type="dxa" w:w="40"/>
-              <w:bottom w:type="dxa" w:w="100"/>
-              <w:right w:type="dxa" w:w="40"/>
-            </w:tcMar>
-            <w:vAlign w:val="center"/>
-          </w:tcPr>
-          <w:p>
-            <w:pPr>
-              <w:spacing w:after="50"/>
-            </w:pPr>
-            <w:r>
-              <w:rPr>
-                <w:b/>
-                <w:bCs/>
-                <w:color w:val="12355B"/>
-                <w:sz w:val="24"/>
-                <w:szCs w:val="24"/>
-              </w:rPr>
-              <w:t xml:space="preserve">Diagonal</w:t>
-            </w:r>
-            <w:r>
-              <w:rPr>
-                <w:i/>
-                <w:iCs/>
-                <w:color w:val="5F6F80"/>
-                <w:sz w:val="19"/>
-                <w:szCs w:val="19"/>
-              </w:rPr>
-              <w:t xml:space="preserve">   Diagonal</w:t>
-            </w:r>
-          </w:p>
-          <w:p>
-            <w:pPr>
-              <w:spacing w:after="40"/>
-            </w:pPr>
-            <w:r>
-              <w:rPr>
-                <w:sz w:val="21"/>
-                <w:szCs w:val="21"/>
-              </w:rPr>
-              <w:t xml:space="preserve">A segment that joins two corners that are not next to each other.</w:t>
-            </w:r>
-          </w:p>
           <w:p>
             <w:pPr>
               <w:spacing w:after="0"/>
             </w:pPr>
-            <w:r>
-              <w:rPr>
-                <w:b/>
-                <w:bCs/>
-                <w:color w:val="1FA6A2"/>
-                <w:sz w:val="18"/>
-                <w:szCs w:val="18"/>
-              </w:rPr>
-              <w:t xml:space="preserve">Example:  </w:t>
-            </w:r>
             <w:r>
               <w:rPr>
                 <w:i/>
@@ -3934,6 +4403,149 @@
         <w:t xml:space="preserve"/>
       </w:r>
     </w:p>
+    <w:p>
+      <w:pPr>
+        <w:spacing w:after="60"/>
+      </w:pPr>
+      <w:r>
+        <w:t xml:space="preserve"/>
+      </w:r>
+    </w:p>
+    <w:tbl>
+      <w:tblPr>
+        <w:tblW w:type="dxa" w:w="9360"/>
+        <w:tblBorders>
+          <w:top w:val="single" w:color="C7D2DD" w:sz="6"/>
+          <w:left w:val="single" w:color="C7D2DD" w:sz="6"/>
+          <w:bottom w:val="single" w:color="C7D2DD" w:sz="6"/>
+          <w:right w:val="single" w:color="C7D2DD" w:sz="6"/>
+          <w:insideH w:val="single" w:color="C7D2DD" w:sz="6"/>
+          <w:insideV w:val="single" w:color="C7D2DD" w:sz="6"/>
+        </w:tblBorders>
+      </w:tblPr>
+      <w:tblGrid>
+        <w:gridCol w:w="3120"/>
+        <w:gridCol w:w="3120"/>
+        <w:gridCol w:w="3120"/>
+      </w:tblGrid>
+      <w:tr>
+        <w:trPr>
+          <w:cantSplit/>
+          <w:tblHeader/>
+        </w:trPr>
+        <w:tc>
+          <w:tcPr>
+            <w:tcW w:type="dxa" w:w="9360"/>
+            <w:gridSpan w:val="3"/>
+            <w:shd w:fill="EEF4F8" w:color="auto" w:val="clear"/>
+            <w:tcMar>
+              <w:top w:type="dxa" w:w="60"/>
+              <w:left w:type="dxa" w:w="100"/>
+              <w:bottom w:type="dxa" w:w="60"/>
+              <w:right w:type="dxa" w:w="100"/>
+            </w:tcMar>
+          </w:tcPr>
+          <w:p>
+            <w:pPr>
+              <w:spacing w:after="0"/>
+            </w:pPr>
+            <w:r>
+              <w:rPr>
+                <w:b/>
+                <w:bCs/>
+                <w:color w:val="12355B"/>
+                <w:sz w:val="18"/>
+                <w:szCs w:val="18"/>
+              </w:rPr>
+              <w:t xml:space="preserve">EXIT CHECK · 3-POINT SELF-ASSESSMENT CHECKLIST</w:t>
+            </w:r>
+          </w:p>
+        </w:tc>
+      </w:tr>
+      <w:tr>
+        <w:trPr>
+          <w:cantSplit/>
+        </w:trPr>
+        <w:tc>
+          <w:tcPr>
+            <w:tcW w:type="dxa" w:w="3120"/>
+            <w:tcMar>
+              <w:top w:type="dxa" w:w="80"/>
+              <w:left w:type="dxa" w:w="100"/>
+              <w:bottom w:type="dxa" w:w="80"/>
+              <w:right w:type="dxa" w:w="100"/>
+            </w:tcMar>
+          </w:tcPr>
+          <w:p>
+            <w:pPr>
+              <w:spacing w:after="0"/>
+            </w:pPr>
+            <w:r>
+              <w:rPr>
+                <w:b/>
+                <w:bCs/>
+                <w:color w:val="1A2733"/>
+                <w:sz w:val="18"/>
+                <w:szCs w:val="18"/>
+              </w:rPr>
+              <w:t xml:space="preserve">☐ 1. Units &amp; Labels Verified</w:t>
+            </w:r>
+          </w:p>
+        </w:tc>
+        <w:tc>
+          <w:tcPr>
+            <w:tcW w:type="dxa" w:w="3120"/>
+            <w:tcMar>
+              <w:top w:type="dxa" w:w="80"/>
+              <w:left w:type="dxa" w:w="100"/>
+              <w:bottom w:type="dxa" w:w="80"/>
+              <w:right w:type="dxa" w:w="100"/>
+            </w:tcMar>
+          </w:tcPr>
+          <w:p>
+            <w:pPr>
+              <w:spacing w:after="0"/>
+            </w:pPr>
+            <w:r>
+              <w:rPr>
+                <w:b/>
+                <w:bCs/>
+                <w:color w:val="1A2733"/>
+                <w:sz w:val="18"/>
+                <w:szCs w:val="18"/>
+              </w:rPr>
+              <w:t xml:space="preserve">☐ 2. Reasoning Stated (Because / Although / Therefore)</w:t>
+            </w:r>
+          </w:p>
+        </w:tc>
+        <w:tc>
+          <w:tcPr>
+            <w:tcW w:type="dxa" w:w="3120"/>
+            <w:tcMar>
+              <w:top w:type="dxa" w:w="80"/>
+              <w:left w:type="dxa" w:w="100"/>
+              <w:bottom w:type="dxa" w:w="80"/>
+              <w:right w:type="dxa" w:w="100"/>
+            </w:tcMar>
+          </w:tcPr>
+          <w:p>
+            <w:pPr>
+              <w:spacing w:after="0"/>
+            </w:pPr>
+            <w:r>
+              <w:rPr>
+                <w:b/>
+                <w:bCs/>
+                <w:color w:val="1A2733"/>
+                <w:sz w:val="18"/>
+                <w:szCs w:val="18"/>
+              </w:rPr>
+              <w:t xml:space="preserve">☐ 3. Calculations Double-Checked</w:t>
+            </w:r>
+          </w:p>
+        </w:tc>
+      </w:tr>
+    </w:tbl>
     <w:sectPr>
       <w:headerReference w:type="default" r:id="rId7"/>
       <w:footerReference w:type="default" r:id="rId8"/>
